--- a/docs/mytasco-oidc-client-request.docx
+++ b/docs/mytasco-oidc-client-request.docx
@@ -7,7 +7,7 @@
         <w:pStyle w:val="Title"/>
       </w:pPr>
       <w:r>
-        <w:t xml:space="preserve">YÊU CẦU TẠO OIDC CLIENT</w:t>
+        <w:t xml:space="preserve">YÊU CẦU OIDC CLIENT</w:t>
       </w:r>
     </w:p>
     <w:p>
@@ -15,7 +15,15 @@
         <w:pStyle w:val="Subtitle"/>
       </w:pPr>
       <w:r>
-        <w:t xml:space="preserve">MEMORYOS × MYTASCO · MÔI TRƯỜNG TEST</w:t>
+        <w:t xml:space="preserve">MEMORYOS × MYTASCO · TEST</w:t>
+      </w:r>
+    </w:p>
+    <w:p>
+      <w:pPr>
+        <w:shd w:val="clear" w:fill="EAF2F8"/>
+      </w:pPr>
+      <w:r>
+        <w:t xml:space="preserve">Nhờ tạo Confidential OIDC client memoryos-test trên Realm Mytasco.</w:t>
       </w:r>
     </w:p>
     <w:p>
@@ -23,21 +31,7 @@
         <w:pStyle w:val="Heading1"/>
       </w:pPr>
       <w:r>
-        <w:t xml:space="preserve">Mục đích</w:t>
-      </w:r>
-    </w:p>
-    <w:p>
-      <w:pPr/>
-      <w:r>
-        <w:t xml:space="preserve">MemoryOS dùng Keycloak làm OIDC broker cho đăng nhập Mytasco. Người dùng tiếp tục đăng nhập bằng cơ chế Mytasco hiện có, gồm cả OTP số điện thoại; MemoryOS không nhận hoặc lưu mật khẩu/OTP.</w:t>
-      </w:r>
-    </w:p>
-    <w:p>
-      <w:pPr>
-        <w:pStyle w:val="Heading1"/>
-      </w:pPr>
-      <w:r>
-        <w:t xml:space="preserve">1. Thông tin và cấu hình client</w:t>
+        <w:t xml:space="preserve">Cấu hình client</w:t>
       </w:r>
     </w:p>
     <w:tbl>
@@ -110,132 +104,60 @@
           <w:p>
             <w:pPr/>
             <w:r>
-              <w:t xml:space="preserve">Tên client</w:t>
-            </w:r>
-          </w:p>
-        </w:tc>
-        <w:tc>
-          <w:tcPr>
-            <w:tcW w:w="5900" w:type="dxa"/>
-            <w:tcMar>
-              <w:top w:w="100" w:type="dxa"/>
-              <w:start w:w="120" w:type="dxa"/>
-              <w:bottom w:w="100" w:type="dxa"/>
-              <w:end w:w="120" w:type="dxa"/>
-            </w:tcMar>
-          </w:tcPr>
-          <w:p>
-            <w:pPr/>
-            <w:r>
-              <w:t xml:space="preserve">memoryos-test</w:t>
-            </w:r>
-          </w:p>
-        </w:tc>
-      </w:tr>
-      <w:tr>
-        <w:tc>
-          <w:tcPr>
-            <w:tcW w:w="3100" w:type="dxa"/>
-            <w:tcMar>
-              <w:top w:w="100" w:type="dxa"/>
-              <w:start w:w="120" w:type="dxa"/>
-              <w:bottom w:w="100" w:type="dxa"/>
-              <w:end w:w="120" w:type="dxa"/>
-            </w:tcMar>
-          </w:tcPr>
-          <w:p>
-            <w:pPr/>
-            <w:r>
-              <w:t xml:space="preserve">Loại client</w:t>
-            </w:r>
-          </w:p>
-        </w:tc>
-        <w:tc>
-          <w:tcPr>
-            <w:tcW w:w="5900" w:type="dxa"/>
-            <w:tcMar>
-              <w:top w:w="100" w:type="dxa"/>
-              <w:start w:w="120" w:type="dxa"/>
-              <w:bottom w:w="100" w:type="dxa"/>
-              <w:end w:w="120" w:type="dxa"/>
-            </w:tcMar>
-          </w:tcPr>
-          <w:p>
-            <w:pPr/>
-            <w:r>
-              <w:t xml:space="preserve">Confidential client</w:t>
-            </w:r>
-          </w:p>
-        </w:tc>
-      </w:tr>
-      <w:tr>
-        <w:tc>
-          <w:tcPr>
-            <w:tcW w:w="3100" w:type="dxa"/>
-            <w:tcMar>
-              <w:top w:w="100" w:type="dxa"/>
-              <w:start w:w="120" w:type="dxa"/>
-              <w:bottom w:w="100" w:type="dxa"/>
-              <w:end w:w="120" w:type="dxa"/>
-            </w:tcMar>
-          </w:tcPr>
-          <w:p>
-            <w:pPr/>
-            <w:r>
-              <w:t xml:space="preserve">OAuth flow</w:t>
-            </w:r>
-          </w:p>
-        </w:tc>
-        <w:tc>
-          <w:tcPr>
-            <w:tcW w:w="5900" w:type="dxa"/>
-            <w:tcMar>
-              <w:top w:w="100" w:type="dxa"/>
-              <w:start w:w="120" w:type="dxa"/>
-              <w:bottom w:w="100" w:type="dxa"/>
-              <w:end w:w="120" w:type="dxa"/>
-            </w:tcMar>
-          </w:tcPr>
-          <w:p>
-            <w:pPr/>
-            <w:r>
-              <w:t xml:space="preserve">Bật Standard Flow / Authorization Code Flow và PKCE S256</w:t>
-            </w:r>
-          </w:p>
-        </w:tc>
-      </w:tr>
-      <w:tr>
-        <w:tc>
-          <w:tcPr>
-            <w:tcW w:w="3100" w:type="dxa"/>
-            <w:tcMar>
-              <w:top w:w="100" w:type="dxa"/>
-              <w:start w:w="120" w:type="dxa"/>
-              <w:bottom w:w="100" w:type="dxa"/>
-              <w:end w:w="120" w:type="dxa"/>
-            </w:tcMar>
-          </w:tcPr>
-          <w:p>
-            <w:pPr/>
-            <w:r>
-              <w:t xml:space="preserve">Thông tin cần gửi</w:t>
-            </w:r>
-          </w:p>
-        </w:tc>
-        <w:tc>
-          <w:tcPr>
-            <w:tcW w:w="5900" w:type="dxa"/>
-            <w:tcMar>
-              <w:top w:w="100" w:type="dxa"/>
-              <w:start w:w="120" w:type="dxa"/>
-              <w:bottom w:w="100" w:type="dxa"/>
-              <w:end w:w="120" w:type="dxa"/>
-            </w:tcMar>
-          </w:tcPr>
-          <w:p>
-            <w:pPr/>
-            <w:r>
-              <w:t xml:space="preserve">Realm/issuer URL, OIDC Discovery URL, client_id và client_secret qua kênh quản lý secret đã thống nhất</w:t>
+              <w:t xml:space="preserve">Cung cấp</w:t>
+            </w:r>
+          </w:p>
+        </w:tc>
+        <w:tc>
+          <w:tcPr>
+            <w:tcW w:w="5900" w:type="dxa"/>
+            <w:tcMar>
+              <w:top w:w="100" w:type="dxa"/>
+              <w:start w:w="120" w:type="dxa"/>
+              <w:bottom w:w="100" w:type="dxa"/>
+              <w:end w:w="120" w:type="dxa"/>
+            </w:tcMar>
+          </w:tcPr>
+          <w:p>
+            <w:pPr/>
+            <w:r>
+              <w:t xml:space="preserve">Issuer/Realm URL, Discovery URL, client_id, client_secret</w:t>
+            </w:r>
+          </w:p>
+        </w:tc>
+      </w:tr>
+      <w:tr>
+        <w:tc>
+          <w:tcPr>
+            <w:tcW w:w="3100" w:type="dxa"/>
+            <w:tcMar>
+              <w:top w:w="100" w:type="dxa"/>
+              <w:start w:w="120" w:type="dxa"/>
+              <w:bottom w:w="100" w:type="dxa"/>
+              <w:end w:w="120" w:type="dxa"/>
+            </w:tcMar>
+          </w:tcPr>
+          <w:p>
+            <w:pPr/>
+            <w:r>
+              <w:t xml:space="preserve">Flow</w:t>
+            </w:r>
+          </w:p>
+        </w:tc>
+        <w:tc>
+          <w:tcPr>
+            <w:tcW w:w="5900" w:type="dxa"/>
+            <w:tcMar>
+              <w:top w:w="100" w:type="dxa"/>
+              <w:start w:w="120" w:type="dxa"/>
+              <w:bottom w:w="100" w:type="dxa"/>
+              <w:end w:w="120" w:type="dxa"/>
+            </w:tcMar>
+          </w:tcPr>
+          <w:p>
+            <w:pPr/>
+            <w:r>
+              <w:t xml:space="preserve">Authorization Code / Standard Flow + PKCE S256</w:t>
             </w:r>
           </w:p>
         </w:tc>
@@ -271,7 +193,7 @@
           <w:p>
             <w:pPr/>
             <w:r>
-              <w:t xml:space="preserve">Client Credentials / Service Account; Web Origins/CORS cho broker callback</w:t>
+              <w:t xml:space="preserve">Client Credentials / Service Account</w:t>
             </w:r>
           </w:p>
         </w:tc>
@@ -280,19 +202,10 @@
     <w:p>
       <w:pPr>
         <w:pStyle w:val="Heading1"/>
-        <w:spacing w:before="180"/>
-      </w:pPr>
-      <w:r>
-        <w:t xml:space="preserve">2. Redirect URI</w:t>
-      </w:r>
-    </w:p>
-    <w:p>
-      <w:pPr>
-        <w:spacing w:after="120"/>
-        <w:shd w:val="clear" w:fill="EAF2F8"/>
-      </w:pPr>
-      <w:r>
-        <w:t xml:space="preserve">Alias broker tại Keycloak MemoryOS là mytasco; đây là định danh kỹ thuật ổn định.</w:t>
+        <w:spacing w:before="160"/>
+      </w:pPr>
+      <w:r>
+        <w:t xml:space="preserve">Redirect URI</w:t>
       </w:r>
     </w:p>
     <w:p>
@@ -300,7 +213,7 @@
         <w:pStyle w:val="Heading2"/>
       </w:pPr>
       <w:r>
-        <w:t xml:space="preserve">Đăng nhập</w:t>
+        <w:t xml:space="preserve">Login</w:t>
       </w:r>
     </w:p>
     <w:p>
@@ -316,15 +229,7 @@
         <w:pStyle w:val="Heading2"/>
       </w:pPr>
       <w:r>
-        <w:t xml:space="preserve">Đăng xuất</w:t>
-      </w:r>
-    </w:p>
-    <w:p>
-      <w:pPr>
-        <w:spacing w:after="80"/>
-      </w:pPr>
-      <w:r>
-        <w:t xml:space="preserve">Discovery document nên công bố end_session_endpoint. Nếu Mytasco Keycloak yêu cầu đăng ký post-logout redirect URI, cho phép đúng URI sau:</w:t>
+        <w:t xml:space="preserve">Logout</w:t>
       </w:r>
     </w:p>
     <w:p>
@@ -340,16 +245,16 @@
         <w:shd w:val="clear" w:fill="FFF4CC"/>
       </w:pPr>
       <w:r>
-        <w:t xml:space="preserve">Logout endpoint cần chấp nhận id_token_hint và post_logout_redirect_uri. MemoryOS dùng broker/back-channel logout khi upstream hỗ trợ; URI trên là callback fallback cho browser logout.</w:t>
+        <w:t xml:space="preserve">Vui lòng công bố end_session_endpoint và chấp nhận id_token_hint, post_logout_redirect_uri.</w:t>
       </w:r>
     </w:p>
     <w:p>
       <w:pPr>
         <w:pStyle w:val="Heading1"/>
-        <w:spacing w:before="180"/>
-      </w:pPr>
-      <w:r>
-        <w:t xml:space="preserve">3. Scope và claim</w:t>
+        <w:spacing w:before="160"/>
+      </w:pPr>
+      <w:r>
+        <w:t xml:space="preserve">Claims cần trả trong ID Token và UserInfo</w:t>
       </w:r>
     </w:p>
     <w:p>
@@ -357,13 +262,7 @@
         <w:pStyle w:val="Code"/>
       </w:pPr>
       <w:r>
-        <w:t xml:space="preserve">Cho phép các scope chuẩn: openid email profile</w:t>
-      </w:r>
-    </w:p>
-    <w:p>
-      <w:pPr/>
-      <w:r>
-        <w:t xml:space="preserve">Cấu hình mapper/client scope để claim xuất hiện trong ID Token và UserInfo, không chỉ access token.</w:t>
+        <w:t xml:space="preserve">Scope: openid email profile</w:t>
       </w:r>
     </w:p>
     <w:tbl>
@@ -453,7 +352,7 @@
           <w:p>
             <w:pPr/>
             <w:r>
-              <w:t xml:space="preserve">ID ổn định, duy nhất trong Realm; không dùng số điện thoại làm định danh có thể thay đổi</w:t>
+              <w:t xml:space="preserve">ID ổn định, duy nhất trong Realm</w:t>
             </w:r>
           </w:p>
         </w:tc>
@@ -489,7 +388,7 @@
           <w:p>
             <w:pPr/>
             <w:r>
-              <w:t xml:space="preserve">Email Mytasco hiện hành của user</w:t>
+              <w:t xml:space="preserve">Email Mytasco</w:t>
             </w:r>
           </w:p>
         </w:tc>
@@ -525,7 +424,7 @@
           <w:p>
             <w:pPr/>
             <w:r>
-              <w:t xml:space="preserve">Boolean phản ánh trạng thái xác thực email thực tế</w:t>
+              <w:t xml:space="preserve">Boolean trạng thái xác thực thực tế</w:t>
             </w:r>
           </w:p>
         </w:tc>
@@ -561,43 +460,43 @@
           <w:p>
             <w:pPr/>
             <w:r>
-              <w:t xml:space="preserve">Tên hiển thị nếu có</w:t>
-            </w:r>
-          </w:p>
-        </w:tc>
-      </w:tr>
-      <w:tr>
-        <w:tc>
-          <w:tcPr>
-            <w:tcW w:w="3100" w:type="dxa"/>
-            <w:tcMar>
-              <w:top w:w="100" w:type="dxa"/>
-              <w:start w:w="120" w:type="dxa"/>
-              <w:bottom w:w="100" w:type="dxa"/>
-              <w:end w:w="120" w:type="dxa"/>
-            </w:tcMar>
-          </w:tcPr>
-          <w:p>
-            <w:pPr/>
-            <w:r>
-              <w:t xml:space="preserve">given_name / family_name</w:t>
-            </w:r>
-          </w:p>
-        </w:tc>
-        <w:tc>
-          <w:tcPr>
-            <w:tcW w:w="5900" w:type="dxa"/>
-            <w:tcMar>
-              <w:top w:w="100" w:type="dxa"/>
-              <w:start w:w="120" w:type="dxa"/>
-              <w:bottom w:w="100" w:type="dxa"/>
-              <w:end w:w="120" w:type="dxa"/>
-            </w:tcMar>
-          </w:tcPr>
-          <w:p>
-            <w:pPr/>
-            <w:r>
-              <w:t xml:space="preserve">Optional; không có thì MemoryOS giữ trống</w:t>
+              <w:t xml:space="preserve">Tên hiển thị; given_name/family_name nếu có</w:t>
+            </w:r>
+          </w:p>
+        </w:tc>
+      </w:tr>
+      <w:tr>
+        <w:tc>
+          <w:tcPr>
+            <w:tcW w:w="3100" w:type="dxa"/>
+            <w:tcMar>
+              <w:top w:w="100" w:type="dxa"/>
+              <w:start w:w="120" w:type="dxa"/>
+              <w:bottom w:w="100" w:type="dxa"/>
+              <w:end w:w="120" w:type="dxa"/>
+            </w:tcMar>
+          </w:tcPr>
+          <w:p>
+            <w:pPr/>
+            <w:r>
+              <w:t xml:space="preserve">drive_emails</w:t>
+            </w:r>
+          </w:p>
+        </w:tc>
+        <w:tc>
+          <w:tcPr>
+            <w:tcW w:w="5900" w:type="dxa"/>
+            <w:tcMar>
+              <w:top w:w="100" w:type="dxa"/>
+              <w:start w:w="120" w:type="dxa"/>
+              <w:bottom w:w="100" w:type="dxa"/>
+              <w:end w:w="120" w:type="dxa"/>
+            </w:tcMar>
+          </w:tcPr>
+          <w:p>
+            <w:pPr/>
+            <w:r>
+              <w:t xml:space="preserve">Mảng các email Google Drive thực tế của user, đã được Mytasco xác thực; ví dụ: ["hung@gmail.com", "hung@tasco.com"]</w:t>
             </w:r>
           </w:p>
         </w:tc>
@@ -605,61 +504,37 @@
     </w:tbl>
     <w:p>
       <w:pPr>
-        <w:pStyle w:val="Heading2"/>
-        <w:spacing w:before="140"/>
-      </w:pPr>
-      <w:r>
-        <w:t xml:space="preserve">Chuẩn bị mapping Google Drive email</w:t>
-      </w:r>
-    </w:p>
-    <w:p>
-      <w:pPr>
         <w:shd w:val="clear" w:fill="EAF2F8"/>
       </w:pPr>
       <w:r>
-        <w:t xml:space="preserve">Nếu Mytasco quản lý quan hệ user với nhiều Google Drive email, có thể chuẩn bị custom claim đa trị: drive_emails = ["hung@gmail.com", "hung@tasco.com"]. MemoryOS hiện chưa sử dụng claim này; đây là đầu vào cho hạng mục mapping Actor sang verified Drive emails sau này.</w:t>
+        <w:t xml:space="preserve">drive_emails là bắt buộc cho phase mapping Drive nếu email Mytasco khác email được share trên Google Drive.</w:t>
       </w:r>
     </w:p>
     <w:p>
       <w:pPr>
         <w:pStyle w:val="Heading1"/>
-        <w:spacing w:before="180"/>
-      </w:pPr>
-      <w:r>
-        <w:t xml:space="preserve">4. User test</w:t>
+        <w:spacing w:before="160"/>
+      </w:pPr>
+      <w:r>
+        <w:t xml:space="preserve">User test</w:t>
       </w:r>
     </w:p>
     <w:p>
       <w:pPr/>
       <w:r>
-        <w:t xml:space="preserve">• User A: email đã verified và có quyền Google Drive trên ít nhất một file/folder của Source Auto Sync.</w:t>
+        <w:t xml:space="preserve">• User A: có drive_emails khớp quyền Drive của ít nhất một file/folder.</w:t>
       </w:r>
     </w:p>
     <w:p>
       <w:pPr/>
       <w:r>
-        <w:t xml:space="preserve">• User B: email đã verified nhưng không có quyền trên các file/folder đó.</w:t>
+        <w:t xml:space="preserve">• User B: không có quyền Drive đó.</w:t>
       </w:r>
     </w:p>
     <w:p>
       <w:pPr/>
       <w:r>
-        <w:t xml:space="preserve">• Nếu login dùng OTP số điện thoại: vui lòng hướng dẫn quy trình test OTP hoặc cấp account test phù hợp.</w:t>
-      </w:r>
-    </w:p>
-    <w:p>
-      <w:pPr>
-        <w:pStyle w:val="Heading1"/>
-        <w:spacing w:before="180"/>
-      </w:pPr>
-      <w:r>
-        <w:t xml:space="preserve">Không yêu cầu ở giai đoạn này</w:t>
-      </w:r>
-    </w:p>
-    <w:p>
-      <w:pPr/>
-      <w:r>
-        <w:t xml:space="preserve">Không cần quyền Admin Console Mytasco, danh sách toàn bộ user Realm, hay Client Credentials cho chatbot theo user. Không dùng access token Mytasco gọi thẳng API MemoryOS trong giai đoạn broker login này; đó là integration API riêng cần thỏa thuận issuer, audience và token policy sau.</w:t>
+        <w:t xml:space="preserve">• Nếu dùng OTP số điện thoại: cung cấp hướng dẫn hoặc account test.</w:t>
       </w:r>
     </w:p>
     <w:sectPr>

--- a/docs/mytasco-oidc-client-request.docx
+++ b/docs/mytasco-oidc-client-request.docx
@@ -1,111 +1,205 @@
 
 <file path=word/document.xml><?xml version="1.0" encoding="utf-8"?>
-<w:document xmlns:w="http://schemas.openxmlformats.org/wordprocessingml/2006/main">
+<w:document xmlns:wpc="http://schemas.microsoft.com/office/word/2010/wordprocessingCanvas" xmlns:cx="http://schemas.microsoft.com/office/drawing/2014/chartex" xmlns:cx1="http://schemas.microsoft.com/office/drawing/2015/9/8/chartex" xmlns:cx2="http://schemas.microsoft.com/office/drawing/2015/10/21/chartex" xmlns:cx3="http://schemas.microsoft.com/office/drawing/2016/5/9/chartex" xmlns:cx4="http://schemas.microsoft.com/office/drawing/2016/5/10/chartex" xmlns:cx5="http://schemas.microsoft.com/office/drawing/2016/5/11/chartex" xmlns:cx6="http://schemas.microsoft.com/office/drawing/2016/5/12/chartex" xmlns:cx7="http://schemas.microsoft.com/office/drawing/2016/5/13/chartex" xmlns:cx8="http://schemas.microsoft.com/office/drawing/2016/5/14/chartex" xmlns:mc="http://schemas.openxmlformats.org/markup-compatibility/2006" xmlns:aink="http://schemas.microsoft.com/office/drawing/2016/ink" xmlns:am3d="http://schemas.microsoft.com/office/drawing/2017/model3d" xmlns:o="urn:schemas-microsoft-com:office:office" xmlns:oel="http://schemas.microsoft.com/office/2019/extlst" xmlns:r="http://schemas.openxmlformats.org/officeDocument/2006/relationships" xmlns:m="http://schemas.openxmlformats.org/officeDocument/2006/math" xmlns:v="urn:schemas-microsoft-com:vml" xmlns:wp14="http://schemas.microsoft.com/office/word/2010/wordprocessingDrawing" xmlns:wp="http://schemas.openxmlformats.org/drawingml/2006/wordprocessingDrawing" xmlns:w10="urn:schemas-microsoft-com:office:word" xmlns:w="http://schemas.openxmlformats.org/wordprocessingml/2006/main" xmlns:w14="http://schemas.microsoft.com/office/word/2010/wordml" xmlns:w15="http://schemas.microsoft.com/office/word/2012/wordml" xmlns:w16cex="http://schemas.microsoft.com/office/word/2018/wordml/cex" xmlns:w16cid="http://schemas.microsoft.com/office/word/2016/wordml/cid" xmlns:w16="http://schemas.microsoft.com/office/word/2018/wordml" xmlns:w16du="http://schemas.microsoft.com/office/word/2023/wordml/word16du" xmlns:w16sdtdh="http://schemas.microsoft.com/office/word/2020/wordml/sdtdatahash" xmlns:w16sdtfl="http://schemas.microsoft.com/office/word/2024/wordml/sdtformatlock" xmlns:w16se="http://schemas.microsoft.com/office/word/2015/wordml/symex" xmlns:wpg="http://schemas.microsoft.com/office/word/2010/wordprocessingGroup" xmlns:wpi="http://schemas.microsoft.com/office/word/2010/wordprocessingInk" xmlns:wne="http://schemas.microsoft.com/office/word/2006/wordml" xmlns:wps="http://schemas.microsoft.com/office/word/2010/wordprocessingShape" mc:Ignorable="w14 w15 w16se w16cid w16 w16cex w16sdtdh w16sdtfl w16du wp14">
   <w:body>
     <w:p>
       <w:pPr>
         <w:pStyle w:val="Title"/>
       </w:pPr>
       <w:r>
-        <w:t xml:space="preserve">YÊU CẦU OIDC CLIENT</w:t>
+        <w:t>YÊU CẦU OIDC CLIENT</w:t>
       </w:r>
     </w:p>
     <w:p>
       <w:pPr>
-        <w:pStyle w:val="Subtitle"/>
+        <w:shd w:val="clear" w:color="auto" w:fill="EAF2F8"/>
+        <w:rPr>
+          <w:lang w:val="vi-VN"/>
+        </w:rPr>
       </w:pPr>
-      <w:r>
-        <w:t xml:space="preserve">MEMORYOS × MYTASCO · TEST</w:t>
-      </w:r>
-    </w:p>
-    <w:p>
-      <w:pPr>
-        <w:shd w:val="clear" w:fill="EAF2F8"/>
-      </w:pPr>
-      <w:r>
-        <w:t xml:space="preserve">Nhờ tạo Confidential OIDC client memoryos-test trên Realm Mytasco.</w:t>
+      <w:proofErr w:type="spellStart"/>
+      <w:r>
+        <w:t>Nhờ</w:t>
+      </w:r>
+      <w:proofErr w:type="spellEnd"/>
+      <w:r>
+        <w:t xml:space="preserve"> t</w:t>
+      </w:r>
+      <w:proofErr w:type="spellStart"/>
+      <w:r>
+        <w:t>ạo</w:t>
+      </w:r>
+      <w:proofErr w:type="spellEnd"/>
+      <w:r>
+        <w:t xml:space="preserve"> Confidential OIDC client </w:t>
+      </w:r>
+      <w:proofErr w:type="spellStart"/>
+      <w:r>
+        <w:t>memoryos</w:t>
+      </w:r>
+      <w:proofErr w:type="spellEnd"/>
+      <w:r>
+        <w:t xml:space="preserve">-test </w:t>
+      </w:r>
+      <w:proofErr w:type="spellStart"/>
+      <w:r>
+        <w:t>trên</w:t>
+      </w:r>
+      <w:proofErr w:type="spellEnd"/>
+      <w:r>
+        <w:t xml:space="preserve"> Realm </w:t>
+      </w:r>
+      <w:proofErr w:type="spellStart"/>
+      <w:r>
+        <w:t>Mytasco</w:t>
+      </w:r>
+      <w:proofErr w:type="spellEnd"/>
+      <w:r>
+        <w:t>.</w:t>
+      </w:r>
+      <w:r>
+        <w:rPr>
+          <w:lang w:val="vi-VN"/>
+        </w:rPr>
+        <w:br/>
+      </w:r>
+      <w:r>
+        <w:rPr>
+          <w:lang w:val="vi-VN"/>
+        </w:rPr>
+        <w:br/>
+        <w:t xml:space="preserve">tự sửa lại văn về cái drive email nhé </w:t>
       </w:r>
     </w:p>
     <w:p>
       <w:pPr>
         <w:pStyle w:val="Heading1"/>
       </w:pPr>
-      <w:r>
-        <w:t xml:space="preserve">Cấu hình client</w:t>
+      <w:proofErr w:type="spellStart"/>
+      <w:r>
+        <w:t>Cấu</w:t>
+      </w:r>
+      <w:proofErr w:type="spellEnd"/>
+      <w:r>
+        <w:t xml:space="preserve"> </w:t>
+      </w:r>
+      <w:proofErr w:type="spellStart"/>
+      <w:r>
+        <w:t>hình</w:t>
+      </w:r>
+      <w:proofErr w:type="spellEnd"/>
+      <w:r>
+        <w:t xml:space="preserve"> client</w:t>
       </w:r>
     </w:p>
     <w:tbl>
       <w:tblPr>
-        <w:tblStyle w:val="TableGrid"/>
         <w:tblW w:w="9000" w:type="dxa"/>
-        <w:tblLook w:val="04A0" w:firstRow="1" w:lastRow="0" w:firstColumn="0" w:lastColumn="0" w:noHBand="0" w:noVBand="1"/>
+        <w:tblInd w:w="120" w:type="dxa"/>
+        <w:tblCellMar>
+          <w:left w:w="10" w:type="dxa"/>
+          <w:right w:w="10" w:type="dxa"/>
+        </w:tblCellMar>
+        <w:tblLook w:val="0420" w:firstRow="1" w:lastRow="0" w:firstColumn="0" w:lastColumn="0" w:noHBand="0" w:noVBand="1"/>
       </w:tblPr>
       <w:tblGrid>
         <w:gridCol w:w="3100"/>
         <w:gridCol w:w="5900"/>
       </w:tblGrid>
       <w:tr>
+        <w:tblPrEx>
+          <w:tblCellMar>
+            <w:top w:w="0" w:type="dxa"/>
+            <w:bottom w:w="0" w:type="dxa"/>
+          </w:tblCellMar>
+        </w:tblPrEx>
         <w:tc>
           <w:tcPr>
             <w:tcW w:w="3100" w:type="dxa"/>
-            <w:shd w:val="clear" w:fill="17365D"/>
+            <w:shd w:val="clear" w:color="auto" w:fill="17365D"/>
             <w:tcMar>
               <w:top w:w="100" w:type="dxa"/>
-              <w:start w:w="120" w:type="dxa"/>
+              <w:left w:w="120" w:type="dxa"/>
               <w:bottom w:w="100" w:type="dxa"/>
-              <w:end w:w="120" w:type="dxa"/>
+              <w:right w:w="120" w:type="dxa"/>
             </w:tcMar>
           </w:tcPr>
           <w:p>
-            <w:pPr/>
             <w:r>
               <w:rPr>
                 <w:b/>
                 <w:bCs/>
               </w:rPr>
-              <w:t xml:space="preserve">Thông tin</w:t>
+              <w:t>Thông tin</w:t>
             </w:r>
           </w:p>
         </w:tc>
         <w:tc>
           <w:tcPr>
             <w:tcW w:w="5900" w:type="dxa"/>
-            <w:shd w:val="clear" w:fill="17365D"/>
+            <w:shd w:val="clear" w:color="auto" w:fill="17365D"/>
             <w:tcMar>
               <w:top w:w="100" w:type="dxa"/>
-              <w:start w:w="120" w:type="dxa"/>
+              <w:left w:w="120" w:type="dxa"/>
               <w:bottom w:w="100" w:type="dxa"/>
-              <w:end w:w="120" w:type="dxa"/>
+              <w:right w:w="120" w:type="dxa"/>
             </w:tcMar>
           </w:tcPr>
           <w:p>
-            <w:pPr/>
+            <w:proofErr w:type="spellStart"/>
             <w:r>
               <w:rPr>
                 <w:b/>
                 <w:bCs/>
               </w:rPr>
-              <w:t xml:space="preserve">Yêu cầu</w:t>
-            </w:r>
+              <w:t>Yêu</w:t>
+            </w:r>
+            <w:proofErr w:type="spellEnd"/>
+            <w:r>
+              <w:rPr>
+                <w:b/>
+                <w:bCs/>
+              </w:rPr>
+              <w:t xml:space="preserve"> </w:t>
+            </w:r>
+            <w:proofErr w:type="spellStart"/>
+            <w:r>
+              <w:rPr>
+                <w:b/>
+                <w:bCs/>
+              </w:rPr>
+              <w:t>cầu</w:t>
+            </w:r>
+            <w:proofErr w:type="spellEnd"/>
           </w:p>
         </w:tc>
       </w:tr>
       <w:tr>
+        <w:tblPrEx>
+          <w:tblCellMar>
+            <w:top w:w="0" w:type="dxa"/>
+            <w:bottom w:w="0" w:type="dxa"/>
+          </w:tblCellMar>
+        </w:tblPrEx>
         <w:tc>
           <w:tcPr>
             <w:tcW w:w="3100" w:type="dxa"/>
             <w:tcMar>
               <w:top w:w="100" w:type="dxa"/>
-              <w:start w:w="120" w:type="dxa"/>
+              <w:left w:w="120" w:type="dxa"/>
               <w:bottom w:w="100" w:type="dxa"/>
-              <w:end w:w="120" w:type="dxa"/>
+              <w:right w:w="120" w:type="dxa"/>
             </w:tcMar>
           </w:tcPr>
           <w:p>
-            <w:pPr/>
-            <w:r>
-              <w:t xml:space="preserve">Cung cấp</w:t>
-            </w:r>
+            <w:r>
+              <w:t xml:space="preserve">Cung </w:t>
+            </w:r>
+            <w:proofErr w:type="spellStart"/>
+            <w:r>
+              <w:t>cấp</w:t>
+            </w:r>
+            <w:proofErr w:type="spellEnd"/>
           </w:p>
         </w:tc>
         <w:tc>
@@ -113,34 +207,51 @@
             <w:tcW w:w="5900" w:type="dxa"/>
             <w:tcMar>
               <w:top w:w="100" w:type="dxa"/>
-              <w:start w:w="120" w:type="dxa"/>
+              <w:left w:w="120" w:type="dxa"/>
               <w:bottom w:w="100" w:type="dxa"/>
-              <w:end w:w="120" w:type="dxa"/>
+              <w:right w:w="120" w:type="dxa"/>
             </w:tcMar>
           </w:tcPr>
           <w:p>
-            <w:pPr/>
-            <w:r>
-              <w:t xml:space="preserve">Issuer/Realm URL, Discovery URL, client_id, client_secret</w:t>
-            </w:r>
+            <w:r>
+              <w:t xml:space="preserve">Issuer/Realm URL, Discovery URL, </w:t>
+            </w:r>
+            <w:proofErr w:type="spellStart"/>
+            <w:r>
+              <w:t>client_id</w:t>
+            </w:r>
+            <w:proofErr w:type="spellEnd"/>
+            <w:r>
+              <w:t xml:space="preserve">, </w:t>
+            </w:r>
+            <w:proofErr w:type="spellStart"/>
+            <w:r>
+              <w:t>client_secret</w:t>
+            </w:r>
+            <w:proofErr w:type="spellEnd"/>
           </w:p>
         </w:tc>
       </w:tr>
       <w:tr>
+        <w:tblPrEx>
+          <w:tblCellMar>
+            <w:top w:w="0" w:type="dxa"/>
+            <w:bottom w:w="0" w:type="dxa"/>
+          </w:tblCellMar>
+        </w:tblPrEx>
         <w:tc>
           <w:tcPr>
             <w:tcW w:w="3100" w:type="dxa"/>
             <w:tcMar>
               <w:top w:w="100" w:type="dxa"/>
-              <w:start w:w="120" w:type="dxa"/>
+              <w:left w:w="120" w:type="dxa"/>
               <w:bottom w:w="100" w:type="dxa"/>
-              <w:end w:w="120" w:type="dxa"/>
+              <w:right w:w="120" w:type="dxa"/>
             </w:tcMar>
           </w:tcPr>
           <w:p>
-            <w:pPr/>
-            <w:r>
-              <w:t xml:space="preserve">Flow</w:t>
+            <w:r>
+              <w:t>Flow</w:t>
             </w:r>
           </w:p>
         </w:tc>
@@ -149,35 +260,49 @@
             <w:tcW w:w="5900" w:type="dxa"/>
             <w:tcMar>
               <w:top w:w="100" w:type="dxa"/>
-              <w:start w:w="120" w:type="dxa"/>
+              <w:left w:w="120" w:type="dxa"/>
               <w:bottom w:w="100" w:type="dxa"/>
-              <w:end w:w="120" w:type="dxa"/>
+              <w:right w:w="120" w:type="dxa"/>
             </w:tcMar>
           </w:tcPr>
           <w:p>
-            <w:pPr/>
-            <w:r>
-              <w:t xml:space="preserve">Authorization Code / Standard Flow + PKCE S256</w:t>
+            <w:r>
+              <w:t>Authorization Code / Standard Flow + PKCE S256</w:t>
             </w:r>
           </w:p>
         </w:tc>
       </w:tr>
       <w:tr>
+        <w:tblPrEx>
+          <w:tblCellMar>
+            <w:top w:w="0" w:type="dxa"/>
+            <w:bottom w:w="0" w:type="dxa"/>
+          </w:tblCellMar>
+        </w:tblPrEx>
         <w:tc>
           <w:tcPr>
             <w:tcW w:w="3100" w:type="dxa"/>
             <w:tcMar>
               <w:top w:w="100" w:type="dxa"/>
-              <w:start w:w="120" w:type="dxa"/>
+              <w:left w:w="120" w:type="dxa"/>
               <w:bottom w:w="100" w:type="dxa"/>
-              <w:end w:w="120" w:type="dxa"/>
+              <w:right w:w="120" w:type="dxa"/>
             </w:tcMar>
           </w:tcPr>
           <w:p>
-            <w:pPr/>
-            <w:r>
-              <w:t xml:space="preserve">Không cần</w:t>
-            </w:r>
+            <w:proofErr w:type="spellStart"/>
+            <w:r>
+              <w:t>Không</w:t>
+            </w:r>
+            <w:proofErr w:type="spellEnd"/>
+            <w:r>
+              <w:t xml:space="preserve"> </w:t>
+            </w:r>
+            <w:proofErr w:type="spellStart"/>
+            <w:r>
+              <w:t>cần</w:t>
+            </w:r>
+            <w:proofErr w:type="spellEnd"/>
           </w:p>
         </w:tc>
         <w:tc>
@@ -185,15 +310,14 @@
             <w:tcW w:w="5900" w:type="dxa"/>
             <w:tcMar>
               <w:top w:w="100" w:type="dxa"/>
-              <w:start w:w="120" w:type="dxa"/>
+              <w:left w:w="120" w:type="dxa"/>
               <w:bottom w:w="100" w:type="dxa"/>
-              <w:end w:w="120" w:type="dxa"/>
+              <w:right w:w="120" w:type="dxa"/>
             </w:tcMar>
           </w:tcPr>
           <w:p>
-            <w:pPr/>
-            <w:r>
-              <w:t xml:space="preserve">Client Credentials / Service Account</w:t>
+            <w:r>
+              <w:t>Client Credentials / Service Account</w:t>
             </w:r>
           </w:p>
         </w:tc>
@@ -205,7 +329,7 @@
         <w:spacing w:before="160"/>
       </w:pPr>
       <w:r>
-        <w:t xml:space="preserve">Redirect URI</w:t>
+        <w:t>Redirect URI</w:t>
       </w:r>
     </w:p>
     <w:p>
@@ -213,7 +337,7 @@
         <w:pStyle w:val="Heading2"/>
       </w:pPr>
       <w:r>
-        <w:t xml:space="preserve">Login</w:t>
+        <w:t>Login</w:t>
       </w:r>
     </w:p>
     <w:p>
@@ -221,7 +345,7 @@
         <w:pStyle w:val="Code"/>
       </w:pPr>
       <w:r>
-        <w:t xml:space="preserve">https://auth.kl3in.tech/realms/memoryos/broker/mytasco/endpoint</w:t>
+        <w:t>https://auth.kl3in.tech/realms/memoryos/broker/mytasco/endpoint</w:t>
       </w:r>
     </w:p>
     <w:p>
@@ -229,7 +353,7 @@
         <w:pStyle w:val="Heading2"/>
       </w:pPr>
       <w:r>
-        <w:t xml:space="preserve">Logout</w:t>
+        <w:t>Logout</w:t>
       </w:r>
     </w:p>
     <w:p>
@@ -237,15 +361,87 @@
         <w:pStyle w:val="Code"/>
       </w:pPr>
       <w:r>
-        <w:t xml:space="preserve">https://auth.kl3in.tech/realms/memoryos/broker/mytasco/endpoint/logout_response</w:t>
+        <w:t>https://auth.kl3in.tech/realms/memoryos/broker/mytasco/endpoint/logout_response</w:t>
       </w:r>
     </w:p>
     <w:p>
       <w:pPr>
-        <w:shd w:val="clear" w:fill="FFF4CC"/>
+        <w:shd w:val="clear" w:color="auto" w:fill="FFF4CC"/>
       </w:pPr>
       <w:r>
-        <w:t xml:space="preserve">Vui lòng công bố end_session_endpoint và chấp nhận id_token_hint, post_logout_redirect_uri.</w:t>
+        <w:t xml:space="preserve">Vui </w:t>
+      </w:r>
+      <w:proofErr w:type="spellStart"/>
+      <w:r>
+        <w:t>lòng</w:t>
+      </w:r>
+      <w:proofErr w:type="spellEnd"/>
+      <w:r>
+        <w:t xml:space="preserve"> </w:t>
+      </w:r>
+      <w:proofErr w:type="spellStart"/>
+      <w:r>
+        <w:t>công</w:t>
+      </w:r>
+      <w:proofErr w:type="spellEnd"/>
+      <w:r>
+        <w:t xml:space="preserve"> </w:t>
+      </w:r>
+      <w:proofErr w:type="spellStart"/>
+      <w:r>
+        <w:t>bố</w:t>
+      </w:r>
+      <w:proofErr w:type="spellEnd"/>
+      <w:r>
+        <w:t xml:space="preserve"> </w:t>
+      </w:r>
+      <w:proofErr w:type="spellStart"/>
+      <w:r>
+        <w:t>end_session_endpoint</w:t>
+      </w:r>
+      <w:proofErr w:type="spellEnd"/>
+      <w:r>
+        <w:t xml:space="preserve"> </w:t>
+      </w:r>
+      <w:proofErr w:type="spellStart"/>
+      <w:r>
+        <w:t>và</w:t>
+      </w:r>
+      <w:proofErr w:type="spellEnd"/>
+      <w:r>
+        <w:t xml:space="preserve"> </w:t>
+      </w:r>
+      <w:proofErr w:type="spellStart"/>
+      <w:r>
+        <w:t>chấp</w:t>
+      </w:r>
+      <w:proofErr w:type="spellEnd"/>
+      <w:r>
+        <w:t xml:space="preserve"> </w:t>
+      </w:r>
+      <w:proofErr w:type="spellStart"/>
+      <w:r>
+        <w:t>nhận</w:t>
+      </w:r>
+      <w:proofErr w:type="spellEnd"/>
+      <w:r>
+        <w:t xml:space="preserve"> </w:t>
+      </w:r>
+      <w:proofErr w:type="spellStart"/>
+      <w:r>
+        <w:t>id_token_hint</w:t>
+      </w:r>
+      <w:proofErr w:type="spellEnd"/>
+      <w:r>
+        <w:t xml:space="preserve">, </w:t>
+      </w:r>
+      <w:proofErr w:type="spellStart"/>
+      <w:r>
+        <w:t>post_logout_redirect_uri</w:t>
+      </w:r>
+      <w:proofErr w:type="spellEnd"/>
+      <w:r>
+        <w:t>.</w:t>
       </w:r>
     </w:p>
     <w:p>
@@ -254,88 +450,164 @@
         <w:spacing w:before="160"/>
       </w:pPr>
       <w:r>
-        <w:t xml:space="preserve">Claims cần trả trong ID Token và UserInfo</w:t>
-      </w:r>
+        <w:t xml:space="preserve">Claims </w:t>
+      </w:r>
+      <w:proofErr w:type="spellStart"/>
+      <w:r>
+        <w:t>cần</w:t>
+      </w:r>
+      <w:proofErr w:type="spellEnd"/>
+      <w:r>
+        <w:t xml:space="preserve"> </w:t>
+      </w:r>
+      <w:proofErr w:type="spellStart"/>
+      <w:r>
+        <w:t>trả</w:t>
+      </w:r>
+      <w:proofErr w:type="spellEnd"/>
+      <w:r>
+        <w:t xml:space="preserve"> </w:t>
+      </w:r>
+      <w:proofErr w:type="spellStart"/>
+      <w:r>
+        <w:t>trong</w:t>
+      </w:r>
+      <w:proofErr w:type="spellEnd"/>
+      <w:r>
+        <w:t xml:space="preserve"> ID Token </w:t>
+      </w:r>
+      <w:proofErr w:type="spellStart"/>
+      <w:r>
+        <w:t>và</w:t>
+      </w:r>
+      <w:proofErr w:type="spellEnd"/>
+      <w:r>
+        <w:t xml:space="preserve"> </w:t>
+      </w:r>
+      <w:proofErr w:type="spellStart"/>
+      <w:r>
+        <w:t>UserInfo</w:t>
+      </w:r>
+      <w:proofErr w:type="spellEnd"/>
     </w:p>
     <w:p>
       <w:pPr>
         <w:pStyle w:val="Code"/>
       </w:pPr>
       <w:r>
-        <w:t xml:space="preserve">Scope: openid email profile</w:t>
+        <w:t xml:space="preserve">Scope: </w:t>
+      </w:r>
+      <w:proofErr w:type="spellStart"/>
+      <w:r>
+        <w:t>openid</w:t>
+      </w:r>
+      <w:proofErr w:type="spellEnd"/>
+      <w:r>
+        <w:t xml:space="preserve"> email profile</w:t>
       </w:r>
     </w:p>
     <w:tbl>
       <w:tblPr>
-        <w:tblStyle w:val="TableGrid"/>
         <w:tblW w:w="9000" w:type="dxa"/>
-        <w:tblLook w:val="04A0" w:firstRow="1" w:lastRow="0" w:firstColumn="0" w:lastColumn="0" w:noHBand="0" w:noVBand="1"/>
+        <w:tblInd w:w="120" w:type="dxa"/>
+        <w:tblCellMar>
+          <w:left w:w="10" w:type="dxa"/>
+          <w:right w:w="10" w:type="dxa"/>
+        </w:tblCellMar>
+        <w:tblLook w:val="0420" w:firstRow="1" w:lastRow="0" w:firstColumn="0" w:lastColumn="0" w:noHBand="0" w:noVBand="1"/>
       </w:tblPr>
       <w:tblGrid>
         <w:gridCol w:w="3100"/>
         <w:gridCol w:w="5900"/>
       </w:tblGrid>
       <w:tr>
+        <w:tblPrEx>
+          <w:tblCellMar>
+            <w:top w:w="0" w:type="dxa"/>
+            <w:bottom w:w="0" w:type="dxa"/>
+          </w:tblCellMar>
+        </w:tblPrEx>
         <w:tc>
           <w:tcPr>
             <w:tcW w:w="3100" w:type="dxa"/>
-            <w:shd w:val="clear" w:fill="17365D"/>
+            <w:shd w:val="clear" w:color="auto" w:fill="17365D"/>
             <w:tcMar>
               <w:top w:w="100" w:type="dxa"/>
-              <w:start w:w="120" w:type="dxa"/>
+              <w:left w:w="120" w:type="dxa"/>
               <w:bottom w:w="100" w:type="dxa"/>
-              <w:end w:w="120" w:type="dxa"/>
+              <w:right w:w="120" w:type="dxa"/>
             </w:tcMar>
           </w:tcPr>
           <w:p>
-            <w:pPr/>
             <w:r>
               <w:rPr>
                 <w:b/>
                 <w:bCs/>
               </w:rPr>
-              <w:t xml:space="preserve">Claim</w:t>
+              <w:t>Claim</w:t>
             </w:r>
           </w:p>
         </w:tc>
         <w:tc>
           <w:tcPr>
             <w:tcW w:w="5900" w:type="dxa"/>
-            <w:shd w:val="clear" w:fill="17365D"/>
+            <w:shd w:val="clear" w:color="auto" w:fill="17365D"/>
             <w:tcMar>
               <w:top w:w="100" w:type="dxa"/>
-              <w:start w:w="120" w:type="dxa"/>
+              <w:left w:w="120" w:type="dxa"/>
               <w:bottom w:w="100" w:type="dxa"/>
-              <w:end w:w="120" w:type="dxa"/>
+              <w:right w:w="120" w:type="dxa"/>
             </w:tcMar>
           </w:tcPr>
           <w:p>
-            <w:pPr/>
+            <w:proofErr w:type="spellStart"/>
             <w:r>
               <w:rPr>
                 <w:b/>
                 <w:bCs/>
               </w:rPr>
-              <w:t xml:space="preserve">Yêu cầu</w:t>
-            </w:r>
+              <w:t>Yêu</w:t>
+            </w:r>
+            <w:proofErr w:type="spellEnd"/>
+            <w:r>
+              <w:rPr>
+                <w:b/>
+                <w:bCs/>
+              </w:rPr>
+              <w:t xml:space="preserve"> </w:t>
+            </w:r>
+            <w:proofErr w:type="spellStart"/>
+            <w:r>
+              <w:rPr>
+                <w:b/>
+                <w:bCs/>
+              </w:rPr>
+              <w:t>cầu</w:t>
+            </w:r>
+            <w:proofErr w:type="spellEnd"/>
           </w:p>
         </w:tc>
       </w:tr>
       <w:tr>
+        <w:tblPrEx>
+          <w:tblCellMar>
+            <w:top w:w="0" w:type="dxa"/>
+            <w:bottom w:w="0" w:type="dxa"/>
+          </w:tblCellMar>
+        </w:tblPrEx>
         <w:tc>
           <w:tcPr>
             <w:tcW w:w="3100" w:type="dxa"/>
             <w:tcMar>
               <w:top w:w="100" w:type="dxa"/>
-              <w:start w:w="120" w:type="dxa"/>
+              <w:left w:w="120" w:type="dxa"/>
               <w:bottom w:w="100" w:type="dxa"/>
-              <w:end w:w="120" w:type="dxa"/>
+              <w:right w:w="120" w:type="dxa"/>
             </w:tcMar>
           </w:tcPr>
           <w:p>
-            <w:pPr/>
-            <w:r>
-              <w:t xml:space="preserve">sub</w:t>
+            <w:r>
+              <w:t>sub</w:t>
             </w:r>
           </w:p>
         </w:tc>
@@ -344,34 +616,78 @@
             <w:tcW w:w="5900" w:type="dxa"/>
             <w:tcMar>
               <w:top w:w="100" w:type="dxa"/>
-              <w:start w:w="120" w:type="dxa"/>
+              <w:left w:w="120" w:type="dxa"/>
               <w:bottom w:w="100" w:type="dxa"/>
-              <w:end w:w="120" w:type="dxa"/>
+              <w:right w:w="120" w:type="dxa"/>
             </w:tcMar>
           </w:tcPr>
           <w:p>
-            <w:pPr/>
-            <w:r>
-              <w:t xml:space="preserve">ID ổn định, duy nhất trong Realm</w:t>
+            <w:r>
+              <w:t xml:space="preserve">ID </w:t>
+            </w:r>
+            <w:proofErr w:type="spellStart"/>
+            <w:r>
+              <w:t>ổn</w:t>
+            </w:r>
+            <w:proofErr w:type="spellEnd"/>
+            <w:r>
+              <w:t xml:space="preserve"> </w:t>
+            </w:r>
+            <w:proofErr w:type="spellStart"/>
+            <w:r>
+              <w:t>định</w:t>
+            </w:r>
+            <w:proofErr w:type="spellEnd"/>
+            <w:r>
+              <w:t xml:space="preserve">, </w:t>
+            </w:r>
+            <w:proofErr w:type="spellStart"/>
+            <w:r>
+              <w:t>duy</w:t>
+            </w:r>
+            <w:proofErr w:type="spellEnd"/>
+            <w:r>
+              <w:t xml:space="preserve"> </w:t>
+            </w:r>
+            <w:proofErr w:type="spellStart"/>
+            <w:r>
+              <w:t>nhất</w:t>
+            </w:r>
+            <w:proofErr w:type="spellEnd"/>
+            <w:r>
+              <w:t xml:space="preserve"> </w:t>
+            </w:r>
+            <w:proofErr w:type="spellStart"/>
+            <w:r>
+              <w:t>trong</w:t>
+            </w:r>
+            <w:proofErr w:type="spellEnd"/>
+            <w:r>
+              <w:t xml:space="preserve"> Realm</w:t>
             </w:r>
           </w:p>
         </w:tc>
       </w:tr>
       <w:tr>
+        <w:tblPrEx>
+          <w:tblCellMar>
+            <w:top w:w="0" w:type="dxa"/>
+            <w:bottom w:w="0" w:type="dxa"/>
+          </w:tblCellMar>
+        </w:tblPrEx>
         <w:tc>
           <w:tcPr>
             <w:tcW w:w="3100" w:type="dxa"/>
             <w:tcMar>
               <w:top w:w="100" w:type="dxa"/>
-              <w:start w:w="120" w:type="dxa"/>
+              <w:left w:w="120" w:type="dxa"/>
               <w:bottom w:w="100" w:type="dxa"/>
-              <w:end w:w="120" w:type="dxa"/>
+              <w:right w:w="120" w:type="dxa"/>
             </w:tcMar>
           </w:tcPr>
           <w:p>
-            <w:pPr/>
-            <w:r>
-              <w:t xml:space="preserve">email</w:t>
+            <w:r>
+              <w:t>email</w:t>
             </w:r>
           </w:p>
         </w:tc>
@@ -380,35 +696,46 @@
             <w:tcW w:w="5900" w:type="dxa"/>
             <w:tcMar>
               <w:top w:w="100" w:type="dxa"/>
-              <w:start w:w="120" w:type="dxa"/>
+              <w:left w:w="120" w:type="dxa"/>
               <w:bottom w:w="100" w:type="dxa"/>
-              <w:end w:w="120" w:type="dxa"/>
+              <w:right w:w="120" w:type="dxa"/>
             </w:tcMar>
           </w:tcPr>
           <w:p>
-            <w:pPr/>
-            <w:r>
-              <w:t xml:space="preserve">Email Mytasco</w:t>
-            </w:r>
+            <w:r>
+              <w:t xml:space="preserve">Email </w:t>
+            </w:r>
+            <w:proofErr w:type="spellStart"/>
+            <w:r>
+              <w:t>Mytasco</w:t>
+            </w:r>
+            <w:proofErr w:type="spellEnd"/>
           </w:p>
         </w:tc>
       </w:tr>
       <w:tr>
+        <w:tblPrEx>
+          <w:tblCellMar>
+            <w:top w:w="0" w:type="dxa"/>
+            <w:bottom w:w="0" w:type="dxa"/>
+          </w:tblCellMar>
+        </w:tblPrEx>
         <w:tc>
           <w:tcPr>
             <w:tcW w:w="3100" w:type="dxa"/>
             <w:tcMar>
               <w:top w:w="100" w:type="dxa"/>
-              <w:start w:w="120" w:type="dxa"/>
+              <w:left w:w="120" w:type="dxa"/>
               <w:bottom w:w="100" w:type="dxa"/>
-              <w:end w:w="120" w:type="dxa"/>
+              <w:right w:w="120" w:type="dxa"/>
             </w:tcMar>
           </w:tcPr>
           <w:p>
-            <w:pPr/>
-            <w:r>
-              <w:t xml:space="preserve">email_verified</w:t>
-            </w:r>
+            <w:proofErr w:type="spellStart"/>
+            <w:r>
+              <w:t>email_verified</w:t>
+            </w:r>
+            <w:proofErr w:type="spellEnd"/>
           </w:p>
         </w:tc>
         <w:tc>
@@ -416,34 +743,83 @@
             <w:tcW w:w="5900" w:type="dxa"/>
             <w:tcMar>
               <w:top w:w="100" w:type="dxa"/>
-              <w:start w:w="120" w:type="dxa"/>
+              <w:left w:w="120" w:type="dxa"/>
               <w:bottom w:w="100" w:type="dxa"/>
-              <w:end w:w="120" w:type="dxa"/>
+              <w:right w:w="120" w:type="dxa"/>
             </w:tcMar>
           </w:tcPr>
           <w:p>
-            <w:pPr/>
-            <w:r>
-              <w:t xml:space="preserve">Boolean trạng thái xác thực thực tế</w:t>
-            </w:r>
+            <w:r>
+              <w:t xml:space="preserve">Boolean </w:t>
+            </w:r>
+            <w:proofErr w:type="spellStart"/>
+            <w:r>
+              <w:t>trạng</w:t>
+            </w:r>
+            <w:proofErr w:type="spellEnd"/>
+            <w:r>
+              <w:t xml:space="preserve"> </w:t>
+            </w:r>
+            <w:proofErr w:type="spellStart"/>
+            <w:r>
+              <w:t>thái</w:t>
+            </w:r>
+            <w:proofErr w:type="spellEnd"/>
+            <w:r>
+              <w:t xml:space="preserve"> </w:t>
+            </w:r>
+            <w:proofErr w:type="spellStart"/>
+            <w:r>
+              <w:t>xác</w:t>
+            </w:r>
+            <w:proofErr w:type="spellEnd"/>
+            <w:r>
+              <w:t xml:space="preserve"> </w:t>
+            </w:r>
+            <w:proofErr w:type="spellStart"/>
+            <w:r>
+              <w:t>thực</w:t>
+            </w:r>
+            <w:proofErr w:type="spellEnd"/>
+            <w:r>
+              <w:t xml:space="preserve"> </w:t>
+            </w:r>
+            <w:proofErr w:type="spellStart"/>
+            <w:r>
+              <w:t>thực</w:t>
+            </w:r>
+            <w:proofErr w:type="spellEnd"/>
+            <w:r>
+              <w:t xml:space="preserve"> </w:t>
+            </w:r>
+            <w:proofErr w:type="spellStart"/>
+            <w:r>
+              <w:t>tế</w:t>
+            </w:r>
+            <w:proofErr w:type="spellEnd"/>
           </w:p>
         </w:tc>
       </w:tr>
       <w:tr>
+        <w:tblPrEx>
+          <w:tblCellMar>
+            <w:top w:w="0" w:type="dxa"/>
+            <w:bottom w:w="0" w:type="dxa"/>
+          </w:tblCellMar>
+        </w:tblPrEx>
         <w:tc>
           <w:tcPr>
             <w:tcW w:w="3100" w:type="dxa"/>
             <w:tcMar>
               <w:top w:w="100" w:type="dxa"/>
-              <w:start w:w="120" w:type="dxa"/>
+              <w:left w:w="120" w:type="dxa"/>
               <w:bottom w:w="100" w:type="dxa"/>
-              <w:end w:w="120" w:type="dxa"/>
+              <w:right w:w="120" w:type="dxa"/>
             </w:tcMar>
           </w:tcPr>
           <w:p>
-            <w:pPr/>
-            <w:r>
-              <w:t xml:space="preserve">name</w:t>
+            <w:r>
+              <w:t>name</w:t>
             </w:r>
           </w:p>
         </w:tc>
@@ -452,35 +828,91 @@
             <w:tcW w:w="5900" w:type="dxa"/>
             <w:tcMar>
               <w:top w:w="100" w:type="dxa"/>
-              <w:start w:w="120" w:type="dxa"/>
+              <w:left w:w="120" w:type="dxa"/>
               <w:bottom w:w="100" w:type="dxa"/>
-              <w:end w:w="120" w:type="dxa"/>
+              <w:right w:w="120" w:type="dxa"/>
             </w:tcMar>
           </w:tcPr>
           <w:p>
-            <w:pPr/>
-            <w:r>
-              <w:t xml:space="preserve">Tên hiển thị; given_name/family_name nếu có</w:t>
-            </w:r>
+            <w:proofErr w:type="spellStart"/>
+            <w:r>
+              <w:t>Tên</w:t>
+            </w:r>
+            <w:proofErr w:type="spellEnd"/>
+            <w:r>
+              <w:t xml:space="preserve"> </w:t>
+            </w:r>
+            <w:proofErr w:type="spellStart"/>
+            <w:r>
+              <w:t>hiển</w:t>
+            </w:r>
+            <w:proofErr w:type="spellEnd"/>
+            <w:r>
+              <w:t xml:space="preserve"> </w:t>
+            </w:r>
+            <w:proofErr w:type="spellStart"/>
+            <w:r>
+              <w:t>thị</w:t>
+            </w:r>
+            <w:proofErr w:type="spellEnd"/>
+            <w:r>
+              <w:t xml:space="preserve">; </w:t>
+            </w:r>
+            <w:proofErr w:type="spellStart"/>
+            <w:r>
+              <w:t>given_name</w:t>
+            </w:r>
+            <w:proofErr w:type="spellEnd"/>
+            <w:r>
+              <w:t>/</w:t>
+            </w:r>
+            <w:proofErr w:type="spellStart"/>
+            <w:r>
+              <w:t>family_name</w:t>
+            </w:r>
+            <w:proofErr w:type="spellEnd"/>
+            <w:r>
+              <w:t xml:space="preserve"> </w:t>
+            </w:r>
+            <w:proofErr w:type="spellStart"/>
+            <w:r>
+              <w:t>nếu</w:t>
+            </w:r>
+            <w:proofErr w:type="spellEnd"/>
+            <w:r>
+              <w:t xml:space="preserve"> </w:t>
+            </w:r>
+            <w:proofErr w:type="spellStart"/>
+            <w:r>
+              <w:t>có</w:t>
+            </w:r>
+            <w:proofErr w:type="spellEnd"/>
           </w:p>
         </w:tc>
       </w:tr>
       <w:tr>
+        <w:tblPrEx>
+          <w:tblCellMar>
+            <w:top w:w="0" w:type="dxa"/>
+            <w:bottom w:w="0" w:type="dxa"/>
+          </w:tblCellMar>
+        </w:tblPrEx>
         <w:tc>
           <w:tcPr>
             <w:tcW w:w="3100" w:type="dxa"/>
             <w:tcMar>
               <w:top w:w="100" w:type="dxa"/>
-              <w:start w:w="120" w:type="dxa"/>
+              <w:left w:w="120" w:type="dxa"/>
               <w:bottom w:w="100" w:type="dxa"/>
-              <w:end w:w="120" w:type="dxa"/>
+              <w:right w:w="120" w:type="dxa"/>
             </w:tcMar>
           </w:tcPr>
           <w:p>
-            <w:pPr/>
-            <w:r>
-              <w:t xml:space="preserve">drive_emails</w:t>
-            </w:r>
+            <w:proofErr w:type="spellStart"/>
+            <w:r>
+              <w:t>drive_emails</w:t>
+            </w:r>
+            <w:proofErr w:type="spellEnd"/>
           </w:p>
         </w:tc>
         <w:tc>
@@ -488,15 +920,107 @@
             <w:tcW w:w="5900" w:type="dxa"/>
             <w:tcMar>
               <w:top w:w="100" w:type="dxa"/>
-              <w:start w:w="120" w:type="dxa"/>
+              <w:left w:w="120" w:type="dxa"/>
               <w:bottom w:w="100" w:type="dxa"/>
-              <w:end w:w="120" w:type="dxa"/>
+              <w:right w:w="120" w:type="dxa"/>
             </w:tcMar>
           </w:tcPr>
           <w:p>
-            <w:pPr/>
-            <w:r>
-              <w:t xml:space="preserve">Mảng các email Google Drive thực tế của user, đã được Mytasco xác thực; ví dụ: ["hung@gmail.com", "hung@tasco.com"]</w:t>
+            <w:proofErr w:type="spellStart"/>
+            <w:r>
+              <w:t>Mảng</w:t>
+            </w:r>
+            <w:proofErr w:type="spellEnd"/>
+            <w:r>
+              <w:t xml:space="preserve"> </w:t>
+            </w:r>
+            <w:proofErr w:type="spellStart"/>
+            <w:r>
+              <w:t>các</w:t>
+            </w:r>
+            <w:proofErr w:type="spellEnd"/>
+            <w:r>
+              <w:t xml:space="preserve"> email Google Drive </w:t>
+            </w:r>
+            <w:proofErr w:type="spellStart"/>
+            <w:r>
+              <w:t>thực</w:t>
+            </w:r>
+            <w:proofErr w:type="spellEnd"/>
+            <w:r>
+              <w:t xml:space="preserve"> </w:t>
+            </w:r>
+            <w:proofErr w:type="spellStart"/>
+            <w:r>
+              <w:t>tế</w:t>
+            </w:r>
+            <w:proofErr w:type="spellEnd"/>
+            <w:r>
+              <w:t xml:space="preserve"> </w:t>
+            </w:r>
+            <w:proofErr w:type="spellStart"/>
+            <w:r>
+              <w:t>của</w:t>
+            </w:r>
+            <w:proofErr w:type="spellEnd"/>
+            <w:r>
+              <w:t xml:space="preserve"> user, </w:t>
+            </w:r>
+            <w:proofErr w:type="spellStart"/>
+            <w:r>
+              <w:t>đã</w:t>
+            </w:r>
+            <w:proofErr w:type="spellEnd"/>
+            <w:r>
+              <w:t xml:space="preserve"> </w:t>
+            </w:r>
+            <w:proofErr w:type="spellStart"/>
+            <w:r>
+              <w:t>được</w:t>
+            </w:r>
+            <w:proofErr w:type="spellEnd"/>
+            <w:r>
+              <w:t xml:space="preserve"> </w:t>
+            </w:r>
+            <w:proofErr w:type="spellStart"/>
+            <w:r>
+              <w:t>Mytasco</w:t>
+            </w:r>
+            <w:proofErr w:type="spellEnd"/>
+            <w:r>
+              <w:t xml:space="preserve"> </w:t>
+            </w:r>
+            <w:proofErr w:type="spellStart"/>
+            <w:r>
+              <w:t>xác</w:t>
+            </w:r>
+            <w:proofErr w:type="spellEnd"/>
+            <w:r>
+              <w:t xml:space="preserve"> </w:t>
+            </w:r>
+            <w:proofErr w:type="spellStart"/>
+            <w:r>
+              <w:t>thực</w:t>
+            </w:r>
+            <w:proofErr w:type="spellEnd"/>
+            <w:r>
+              <w:t xml:space="preserve">; </w:t>
+            </w:r>
+            <w:proofErr w:type="spellStart"/>
+            <w:r>
+              <w:t>ví</w:t>
+            </w:r>
+            <w:proofErr w:type="spellEnd"/>
+            <w:r>
+              <w:t xml:space="preserve"> </w:t>
+            </w:r>
+            <w:proofErr w:type="spellStart"/>
+            <w:r>
+              <w:t>dụ</w:t>
+            </w:r>
+            <w:proofErr w:type="spellEnd"/>
+            <w:r>
+              <w:t>: ["hung@gmail.com", "hung@tasco.com"]</w:t>
             </w:r>
           </w:p>
         </w:tc>
@@ -504,10 +1028,87 @@
     </w:tbl>
     <w:p>
       <w:pPr>
-        <w:shd w:val="clear" w:fill="EAF2F8"/>
+        <w:shd w:val="clear" w:color="auto" w:fill="EAF2F8"/>
       </w:pPr>
-      <w:r>
-        <w:t xml:space="preserve">drive_emails là bắt buộc cho phase mapping Drive nếu email Mytasco khác email được share trên Google Drive.</w:t>
+      <w:proofErr w:type="spellStart"/>
+      <w:r>
+        <w:t>drive_emails</w:t>
+      </w:r>
+      <w:proofErr w:type="spellEnd"/>
+      <w:r>
+        <w:t xml:space="preserve"> </w:t>
+      </w:r>
+      <w:proofErr w:type="spellStart"/>
+      <w:r>
+        <w:t>là</w:t>
+      </w:r>
+      <w:proofErr w:type="spellEnd"/>
+      <w:r>
+        <w:t xml:space="preserve"> </w:t>
+      </w:r>
+      <w:proofErr w:type="spellStart"/>
+      <w:r>
+        <w:t>bắt</w:t>
+      </w:r>
+      <w:proofErr w:type="spellEnd"/>
+      <w:r>
+        <w:t xml:space="preserve"> </w:t>
+      </w:r>
+      <w:proofErr w:type="spellStart"/>
+      <w:r>
+        <w:t>buộc</w:t>
+      </w:r>
+      <w:proofErr w:type="spellEnd"/>
+      <w:r>
+        <w:t xml:space="preserve"> </w:t>
+      </w:r>
+      <w:proofErr w:type="spellStart"/>
+      <w:r>
+        <w:t>cho</w:t>
+      </w:r>
+      <w:proofErr w:type="spellEnd"/>
+      <w:r>
+        <w:t xml:space="preserve"> phase mapping Drive </w:t>
+      </w:r>
+      <w:proofErr w:type="spellStart"/>
+      <w:r>
+        <w:t>nếu</w:t>
+      </w:r>
+      <w:proofErr w:type="spellEnd"/>
+      <w:r>
+        <w:t xml:space="preserve"> email </w:t>
+      </w:r>
+      <w:proofErr w:type="spellStart"/>
+      <w:r>
+        <w:t>Mytasco</w:t>
+      </w:r>
+      <w:proofErr w:type="spellEnd"/>
+      <w:r>
+        <w:t xml:space="preserve"> </w:t>
+      </w:r>
+      <w:proofErr w:type="spellStart"/>
+      <w:r>
+        <w:t>khác</w:t>
+      </w:r>
+      <w:proofErr w:type="spellEnd"/>
+      <w:r>
+        <w:t xml:space="preserve"> email </w:t>
+      </w:r>
+      <w:proofErr w:type="spellStart"/>
+      <w:r>
+        <w:t>được</w:t>
+      </w:r>
+      <w:proofErr w:type="spellEnd"/>
+      <w:r>
+        <w:t xml:space="preserve"> share </w:t>
+      </w:r>
+      <w:proofErr w:type="spellStart"/>
+      <w:r>
+        <w:t>trên</w:t>
+      </w:r>
+      <w:proofErr w:type="spellEnd"/>
+      <w:r>
+        <w:t xml:space="preserve"> Google Drive.</w:t>
       </w:r>
     </w:p>
     <w:p>
@@ -516,42 +1117,218 @@
         <w:spacing w:before="160"/>
       </w:pPr>
       <w:r>
-        <w:t xml:space="preserve">User test</w:t>
+        <w:t>User test</w:t>
       </w:r>
     </w:p>
     <w:p>
-      <w:pPr/>
-      <w:r>
-        <w:t xml:space="preserve">• User A: có drive_emails khớp quyền Drive của ít nhất một file/folder.</w:t>
+      <w:r>
+        <w:t xml:space="preserve">• User A: </w:t>
+      </w:r>
+      <w:proofErr w:type="spellStart"/>
+      <w:r>
+        <w:t>có</w:t>
+      </w:r>
+      <w:proofErr w:type="spellEnd"/>
+      <w:r>
+        <w:t xml:space="preserve"> </w:t>
+      </w:r>
+      <w:proofErr w:type="spellStart"/>
+      <w:r>
+        <w:t>drive_emails</w:t>
+      </w:r>
+      <w:proofErr w:type="spellEnd"/>
+      <w:r>
+        <w:t xml:space="preserve"> </w:t>
+      </w:r>
+      <w:proofErr w:type="spellStart"/>
+      <w:r>
+        <w:t>khớp</w:t>
+      </w:r>
+      <w:proofErr w:type="spellEnd"/>
+      <w:r>
+        <w:t xml:space="preserve"> </w:t>
+      </w:r>
+      <w:proofErr w:type="spellStart"/>
+      <w:r>
+        <w:t>quyền</w:t>
+      </w:r>
+      <w:proofErr w:type="spellEnd"/>
+      <w:r>
+        <w:t xml:space="preserve"> Drive </w:t>
+      </w:r>
+      <w:proofErr w:type="spellStart"/>
+      <w:r>
+        <w:t>của</w:t>
+      </w:r>
+      <w:proofErr w:type="spellEnd"/>
+      <w:r>
+        <w:t xml:space="preserve"> </w:t>
+      </w:r>
+      <w:proofErr w:type="spellStart"/>
+      <w:r>
+        <w:t>ít</w:t>
+      </w:r>
+      <w:proofErr w:type="spellEnd"/>
+      <w:r>
+        <w:t xml:space="preserve"> </w:t>
+      </w:r>
+      <w:proofErr w:type="spellStart"/>
+      <w:r>
+        <w:t>nhất</w:t>
+      </w:r>
+      <w:proofErr w:type="spellEnd"/>
+      <w:r>
+        <w:t xml:space="preserve"> </w:t>
+      </w:r>
+      <w:proofErr w:type="spellStart"/>
+      <w:r>
+        <w:t>một</w:t>
+      </w:r>
+      <w:proofErr w:type="spellEnd"/>
+      <w:r>
+        <w:t xml:space="preserve"> file/folder.</w:t>
       </w:r>
     </w:p>
     <w:p>
-      <w:pPr/>
-      <w:r>
-        <w:t xml:space="preserve">• User B: không có quyền Drive đó.</w:t>
+      <w:r>
+        <w:lastRenderedPageBreak/>
+        <w:t xml:space="preserve">• User B: </w:t>
+      </w:r>
+      <w:proofErr w:type="spellStart"/>
+      <w:r>
+        <w:t>không</w:t>
+      </w:r>
+      <w:proofErr w:type="spellEnd"/>
+      <w:r>
+        <w:t xml:space="preserve"> </w:t>
+      </w:r>
+      <w:proofErr w:type="spellStart"/>
+      <w:r>
+        <w:t>có</w:t>
+      </w:r>
+      <w:proofErr w:type="spellEnd"/>
+      <w:r>
+        <w:t xml:space="preserve"> </w:t>
+      </w:r>
+      <w:proofErr w:type="spellStart"/>
+      <w:r>
+        <w:t>quyền</w:t>
+      </w:r>
+      <w:proofErr w:type="spellEnd"/>
+      <w:r>
+        <w:t xml:space="preserve"> Drive </w:t>
+      </w:r>
+      <w:proofErr w:type="spellStart"/>
+      <w:r>
+        <w:t>đó</w:t>
+      </w:r>
+      <w:proofErr w:type="spellEnd"/>
+      <w:r>
+        <w:t>.</w:t>
       </w:r>
     </w:p>
     <w:p>
-      <w:pPr/>
-      <w:r>
-        <w:t xml:space="preserve">• Nếu dùng OTP số điện thoại: cung cấp hướng dẫn hoặc account test.</w:t>
+      <w:r>
+        <w:t xml:space="preserve">• </w:t>
+      </w:r>
+      <w:proofErr w:type="spellStart"/>
+      <w:r>
+        <w:t>Nếu</w:t>
+      </w:r>
+      <w:proofErr w:type="spellEnd"/>
+      <w:r>
+        <w:t xml:space="preserve"> </w:t>
+      </w:r>
+      <w:proofErr w:type="spellStart"/>
+      <w:r>
+        <w:t>dùng</w:t>
+      </w:r>
+      <w:proofErr w:type="spellEnd"/>
+      <w:r>
+        <w:t xml:space="preserve"> OTP </w:t>
+      </w:r>
+      <w:proofErr w:type="spellStart"/>
+      <w:r>
+        <w:t>số</w:t>
+      </w:r>
+      <w:proofErr w:type="spellEnd"/>
+      <w:r>
+        <w:t xml:space="preserve"> </w:t>
+      </w:r>
+      <w:proofErr w:type="spellStart"/>
+      <w:r>
+        <w:t>điện</w:t>
+      </w:r>
+      <w:proofErr w:type="spellEnd"/>
+      <w:r>
+        <w:t xml:space="preserve"> </w:t>
+      </w:r>
+      <w:proofErr w:type="spellStart"/>
+      <w:r>
+        <w:t>thoại</w:t>
+      </w:r>
+      <w:proofErr w:type="spellEnd"/>
+      <w:r>
+        <w:t xml:space="preserve">: </w:t>
+      </w:r>
+      <w:proofErr w:type="spellStart"/>
+      <w:r>
+        <w:t>cung</w:t>
+      </w:r>
+      <w:proofErr w:type="spellEnd"/>
+      <w:r>
+        <w:t xml:space="preserve"> </w:t>
+      </w:r>
+      <w:proofErr w:type="spellStart"/>
+      <w:r>
+        <w:t>cấp</w:t>
+      </w:r>
+      <w:proofErr w:type="spellEnd"/>
+      <w:r>
+        <w:t xml:space="preserve"> </w:t>
+      </w:r>
+      <w:proofErr w:type="spellStart"/>
+      <w:r>
+        <w:t>hướng</w:t>
+      </w:r>
+      <w:proofErr w:type="spellEnd"/>
+      <w:r>
+        <w:t xml:space="preserve"> </w:t>
+      </w:r>
+      <w:proofErr w:type="spellStart"/>
+      <w:r>
+        <w:t>dẫn</w:t>
+      </w:r>
+      <w:proofErr w:type="spellEnd"/>
+      <w:r>
+        <w:t xml:space="preserve"> </w:t>
+      </w:r>
+      <w:proofErr w:type="spellStart"/>
+      <w:r>
+        <w:t>hoặc</w:t>
+      </w:r>
+      <w:proofErr w:type="spellEnd"/>
+      <w:r>
+        <w:t xml:space="preserve"> account test.</w:t>
       </w:r>
     </w:p>
     <w:sectPr>
       <w:pgSz w:w="11906" w:h="16838"/>
       <w:pgMar w:top="1200" w:right="1200" w:bottom="1200" w:left="1200" w:header="720" w:footer="720" w:gutter="0"/>
+      <w:cols w:space="720"/>
     </w:sectPr>
   </w:body>
 </w:document>
 </file>
 
 <file path=word/styles.xml><?xml version="1.0" encoding="utf-8"?>
-<w:styles xmlns:w="http://schemas.openxmlformats.org/wordprocessingml/2006/main">
+<w:styles xmlns:mc="http://schemas.openxmlformats.org/markup-compatibility/2006" xmlns:r="http://schemas.openxmlformats.org/officeDocument/2006/relationships" xmlns:w="http://schemas.openxmlformats.org/wordprocessingml/2006/main" xmlns:w14="http://schemas.microsoft.com/office/word/2010/wordml" xmlns:w15="http://schemas.microsoft.com/office/word/2012/wordml" xmlns:w16cex="http://schemas.microsoft.com/office/word/2018/wordml/cex" xmlns:w16cid="http://schemas.microsoft.com/office/word/2016/wordml/cid" xmlns:w16="http://schemas.microsoft.com/office/word/2018/wordml" xmlns:w16du="http://schemas.microsoft.com/office/word/2023/wordml/word16du" xmlns:w16sdtdh="http://schemas.microsoft.com/office/word/2020/wordml/sdtdatahash" xmlns:w16sdtfl="http://schemas.microsoft.com/office/word/2024/wordml/sdtformatlock" xmlns:w16se="http://schemas.microsoft.com/office/word/2015/wordml/symex" mc:Ignorable="w14 w15 w16se w16cid w16 w16cex w16sdtdh w16sdtfl w16du">
   <w:docDefaults>
     <w:rPrDefault>
       <w:rPr>
-        <w:rFonts w:ascii="Aptos" w:hAnsi="Aptos" w:cs="Aptos"/>
+        <w:rFonts w:ascii="Aptos" w:eastAsia="Times New Roman" w:hAnsi="Aptos" w:cs="Aptos"/>
         <w:sz w:val="22"/>
+        <w:lang w:val="en-PH" w:eastAsia="en-PH" w:bidi="ar-SA"/>
       </w:rPr>
     </w:rPrDefault>
     <w:pPrDefault>
@@ -560,60 +1337,480 @@
       </w:pPr>
     </w:pPrDefault>
   </w:docDefaults>
+  <w:latentStyles w:defLockedState="0" w:defUIPriority="99" w:defSemiHidden="0" w:defUnhideWhenUsed="0" w:defQFormat="0" w:count="376">
+    <w:lsdException w:name="Normal" w:uiPriority="0" w:qFormat="1"/>
+    <w:lsdException w:name="heading 1" w:uiPriority="9" w:qFormat="1"/>
+    <w:lsdException w:name="heading 2" w:semiHidden="1" w:uiPriority="9" w:unhideWhenUsed="1" w:qFormat="1"/>
+    <w:lsdException w:name="heading 3" w:semiHidden="1" w:uiPriority="9" w:unhideWhenUsed="1" w:qFormat="1"/>
+    <w:lsdException w:name="heading 4" w:semiHidden="1" w:uiPriority="9" w:unhideWhenUsed="1" w:qFormat="1"/>
+    <w:lsdException w:name="heading 5" w:semiHidden="1" w:uiPriority="9" w:unhideWhenUsed="1" w:qFormat="1"/>
+    <w:lsdException w:name="heading 6" w:semiHidden="1" w:uiPriority="9" w:unhideWhenUsed="1" w:qFormat="1"/>
+    <w:lsdException w:name="heading 7" w:semiHidden="1" w:uiPriority="9" w:unhideWhenUsed="1" w:qFormat="1"/>
+    <w:lsdException w:name="heading 8" w:semiHidden="1" w:uiPriority="9" w:unhideWhenUsed="1" w:qFormat="1"/>
+    <w:lsdException w:name="heading 9" w:semiHidden="1" w:uiPriority="9" w:unhideWhenUsed="1" w:qFormat="1"/>
+    <w:lsdException w:name="index 1" w:semiHidden="1" w:unhideWhenUsed="1"/>
+    <w:lsdException w:name="index 2" w:semiHidden="1" w:unhideWhenUsed="1"/>
+    <w:lsdException w:name="index 3" w:semiHidden="1" w:unhideWhenUsed="1"/>
+    <w:lsdException w:name="index 4" w:semiHidden="1" w:unhideWhenUsed="1"/>
+    <w:lsdException w:name="index 5" w:semiHidden="1" w:unhideWhenUsed="1"/>
+    <w:lsdException w:name="index 6" w:semiHidden="1" w:unhideWhenUsed="1"/>
+    <w:lsdException w:name="index 7" w:semiHidden="1" w:unhideWhenUsed="1"/>
+    <w:lsdException w:name="index 8" w:semiHidden="1" w:unhideWhenUsed="1"/>
+    <w:lsdException w:name="index 9" w:semiHidden="1" w:unhideWhenUsed="1"/>
+    <w:lsdException w:name="toc 1" w:semiHidden="1" w:uiPriority="39" w:unhideWhenUsed="1"/>
+    <w:lsdException w:name="toc 2" w:semiHidden="1" w:uiPriority="39" w:unhideWhenUsed="1"/>
+    <w:lsdException w:name="toc 3" w:semiHidden="1" w:uiPriority="39" w:unhideWhenUsed="1"/>
+    <w:lsdException w:name="toc 4" w:semiHidden="1" w:uiPriority="39" w:unhideWhenUsed="1"/>
+    <w:lsdException w:name="toc 5" w:semiHidden="1" w:uiPriority="39" w:unhideWhenUsed="1"/>
+    <w:lsdException w:name="toc 6" w:semiHidden="1" w:uiPriority="39" w:unhideWhenUsed="1"/>
+    <w:lsdException w:name="toc 7" w:semiHidden="1" w:uiPriority="39" w:unhideWhenUsed="1"/>
+    <w:lsdException w:name="toc 8" w:semiHidden="1" w:uiPriority="39" w:unhideWhenUsed="1"/>
+    <w:lsdException w:name="toc 9" w:semiHidden="1" w:uiPriority="39" w:unhideWhenUsed="1"/>
+    <w:lsdException w:name="Normal Indent" w:semiHidden="1" w:unhideWhenUsed="1"/>
+    <w:lsdException w:name="footnote text" w:semiHidden="1" w:unhideWhenUsed="1"/>
+    <w:lsdException w:name="annotation text" w:semiHidden="1" w:unhideWhenUsed="1"/>
+    <w:lsdException w:name="header" w:semiHidden="1" w:unhideWhenUsed="1"/>
+    <w:lsdException w:name="footer" w:semiHidden="1" w:unhideWhenUsed="1"/>
+    <w:lsdException w:name="index heading" w:semiHidden="1" w:unhideWhenUsed="1"/>
+    <w:lsdException w:name="caption" w:semiHidden="1" w:uiPriority="35" w:unhideWhenUsed="1" w:qFormat="1"/>
+    <w:lsdException w:name="table of figures" w:semiHidden="1" w:unhideWhenUsed="1"/>
+    <w:lsdException w:name="envelope address" w:semiHidden="1" w:unhideWhenUsed="1"/>
+    <w:lsdException w:name="envelope return" w:semiHidden="1" w:unhideWhenUsed="1"/>
+    <w:lsdException w:name="footnote reference" w:semiHidden="1" w:unhideWhenUsed="1"/>
+    <w:lsdException w:name="annotation reference" w:semiHidden="1" w:unhideWhenUsed="1"/>
+    <w:lsdException w:name="line number" w:semiHidden="1" w:unhideWhenUsed="1"/>
+    <w:lsdException w:name="page number" w:semiHidden="1" w:unhideWhenUsed="1"/>
+    <w:lsdException w:name="endnote reference" w:semiHidden="1" w:unhideWhenUsed="1"/>
+    <w:lsdException w:name="endnote text" w:semiHidden="1" w:unhideWhenUsed="1"/>
+    <w:lsdException w:name="table of authorities" w:semiHidden="1" w:unhideWhenUsed="1"/>
+    <w:lsdException w:name="macro" w:semiHidden="1" w:unhideWhenUsed="1"/>
+    <w:lsdException w:name="toa heading" w:semiHidden="1" w:unhideWhenUsed="1"/>
+    <w:lsdException w:name="List" w:semiHidden="1" w:unhideWhenUsed="1"/>
+    <w:lsdException w:name="List Bullet" w:semiHidden="1" w:unhideWhenUsed="1"/>
+    <w:lsdException w:name="List Number" w:semiHidden="1" w:unhideWhenUsed="1"/>
+    <w:lsdException w:name="List 2" w:semiHidden="1" w:unhideWhenUsed="1"/>
+    <w:lsdException w:name="List 3" w:semiHidden="1" w:unhideWhenUsed="1"/>
+    <w:lsdException w:name="List 4" w:semiHidden="1" w:unhideWhenUsed="1"/>
+    <w:lsdException w:name="List 5" w:semiHidden="1" w:unhideWhenUsed="1"/>
+    <w:lsdException w:name="List Bullet 2" w:semiHidden="1" w:unhideWhenUsed="1"/>
+    <w:lsdException w:name="List Bullet 3" w:semiHidden="1" w:unhideWhenUsed="1"/>
+    <w:lsdException w:name="List Bullet 4" w:semiHidden="1" w:unhideWhenUsed="1"/>
+    <w:lsdException w:name="List Bullet 5" w:semiHidden="1" w:unhideWhenUsed="1"/>
+    <w:lsdException w:name="List Number 2" w:semiHidden="1" w:unhideWhenUsed="1"/>
+    <w:lsdException w:name="List Number 3" w:semiHidden="1" w:unhideWhenUsed="1"/>
+    <w:lsdException w:name="List Number 4" w:semiHidden="1" w:unhideWhenUsed="1"/>
+    <w:lsdException w:name="List Number 5" w:semiHidden="1" w:unhideWhenUsed="1"/>
+    <w:lsdException w:name="Title" w:uiPriority="10" w:qFormat="1"/>
+    <w:lsdException w:name="Closing" w:semiHidden="1" w:unhideWhenUsed="1"/>
+    <w:lsdException w:name="Signature" w:semiHidden="1" w:unhideWhenUsed="1"/>
+    <w:lsdException w:name="Default Paragraph Font" w:semiHidden="1" w:uiPriority="1" w:unhideWhenUsed="1"/>
+    <w:lsdException w:name="Body Text" w:semiHidden="1" w:unhideWhenUsed="1"/>
+    <w:lsdException w:name="Body Text Indent" w:semiHidden="1" w:unhideWhenUsed="1"/>
+    <w:lsdException w:name="List Continue" w:semiHidden="1" w:unhideWhenUsed="1"/>
+    <w:lsdException w:name="List Continue 2" w:semiHidden="1" w:unhideWhenUsed="1"/>
+    <w:lsdException w:name="List Continue 3" w:semiHidden="1" w:unhideWhenUsed="1"/>
+    <w:lsdException w:name="List Continue 4" w:semiHidden="1" w:unhideWhenUsed="1"/>
+    <w:lsdException w:name="List Continue 5" w:semiHidden="1" w:unhideWhenUsed="1"/>
+    <w:lsdException w:name="Message Header" w:semiHidden="1" w:unhideWhenUsed="1"/>
+    <w:lsdException w:name="Subtitle" w:uiPriority="11" w:qFormat="1"/>
+    <w:lsdException w:name="Salutation" w:semiHidden="1" w:unhideWhenUsed="1"/>
+    <w:lsdException w:name="Date" w:semiHidden="1" w:unhideWhenUsed="1"/>
+    <w:lsdException w:name="Body Text First Indent" w:semiHidden="1" w:unhideWhenUsed="1"/>
+    <w:lsdException w:name="Body Text First Indent 2" w:semiHidden="1" w:unhideWhenUsed="1"/>
+    <w:lsdException w:name="Note Heading" w:semiHidden="1" w:unhideWhenUsed="1"/>
+    <w:lsdException w:name="Body Text 2" w:semiHidden="1" w:unhideWhenUsed="1"/>
+    <w:lsdException w:name="Body Text 3" w:semiHidden="1" w:unhideWhenUsed="1"/>
+    <w:lsdException w:name="Body Text Indent 2" w:semiHidden="1" w:unhideWhenUsed="1"/>
+    <w:lsdException w:name="Body Text Indent 3" w:semiHidden="1" w:unhideWhenUsed="1"/>
+    <w:lsdException w:name="Block Text" w:semiHidden="1" w:unhideWhenUsed="1"/>
+    <w:lsdException w:name="Hyperlink" w:semiHidden="1" w:unhideWhenUsed="1"/>
+    <w:lsdException w:name="FollowedHyperlink" w:semiHidden="1" w:unhideWhenUsed="1"/>
+    <w:lsdException w:name="Strong" w:uiPriority="22" w:qFormat="1"/>
+    <w:lsdException w:name="Emphasis" w:uiPriority="20" w:qFormat="1"/>
+    <w:lsdException w:name="Document Map" w:semiHidden="1" w:unhideWhenUsed="1"/>
+    <w:lsdException w:name="Plain Text" w:semiHidden="1" w:unhideWhenUsed="1"/>
+    <w:lsdException w:name="E-mail Signature" w:semiHidden="1" w:unhideWhenUsed="1"/>
+    <w:lsdException w:name="HTML Top of Form" w:semiHidden="1" w:unhideWhenUsed="1"/>
+    <w:lsdException w:name="HTML Bottom of Form" w:semiHidden="1" w:unhideWhenUsed="1"/>
+    <w:lsdException w:name="Normal (Web)" w:semiHidden="1" w:unhideWhenUsed="1"/>
+    <w:lsdException w:name="HTML Acronym" w:semiHidden="1" w:unhideWhenUsed="1"/>
+    <w:lsdException w:name="HTML Address" w:semiHidden="1" w:unhideWhenUsed="1"/>
+    <w:lsdException w:name="HTML Cite" w:semiHidden="1" w:unhideWhenUsed="1"/>
+    <w:lsdException w:name="HTML Code" w:semiHidden="1" w:unhideWhenUsed="1"/>
+    <w:lsdException w:name="HTML Definition" w:semiHidden="1" w:unhideWhenUsed="1"/>
+    <w:lsdException w:name="HTML Keyboard" w:semiHidden="1" w:unhideWhenUsed="1"/>
+    <w:lsdException w:name="HTML Preformatted" w:semiHidden="1" w:unhideWhenUsed="1"/>
+    <w:lsdException w:name="HTML Sample" w:semiHidden="1" w:unhideWhenUsed="1"/>
+    <w:lsdException w:name="HTML Typewriter" w:semiHidden="1" w:unhideWhenUsed="1"/>
+    <w:lsdException w:name="HTML Variable" w:semiHidden="1" w:unhideWhenUsed="1"/>
+    <w:lsdException w:name="Normal Table" w:semiHidden="1" w:unhideWhenUsed="1"/>
+    <w:lsdException w:name="annotation subject" w:semiHidden="1" w:unhideWhenUsed="1"/>
+    <w:lsdException w:name="No List" w:semiHidden="1" w:unhideWhenUsed="1"/>
+    <w:lsdException w:name="Outline List 1" w:semiHidden="1" w:unhideWhenUsed="1"/>
+    <w:lsdException w:name="Outline List 2" w:semiHidden="1" w:unhideWhenUsed="1"/>
+    <w:lsdException w:name="Outline List 3" w:semiHidden="1" w:unhideWhenUsed="1"/>
+    <w:lsdException w:name="Table Simple 1" w:semiHidden="1" w:unhideWhenUsed="1"/>
+    <w:lsdException w:name="Table Simple 2" w:semiHidden="1" w:unhideWhenUsed="1"/>
+    <w:lsdException w:name="Table Simple 3" w:semiHidden="1" w:unhideWhenUsed="1"/>
+    <w:lsdException w:name="Table Classic 1" w:semiHidden="1" w:unhideWhenUsed="1"/>
+    <w:lsdException w:name="Table Classic 2" w:semiHidden="1" w:unhideWhenUsed="1"/>
+    <w:lsdException w:name="Table Classic 3" w:semiHidden="1" w:unhideWhenUsed="1"/>
+    <w:lsdException w:name="Table Classic 4" w:semiHidden="1" w:unhideWhenUsed="1"/>
+    <w:lsdException w:name="Table Colorful 1" w:semiHidden="1" w:unhideWhenUsed="1"/>
+    <w:lsdException w:name="Table Colorful 2" w:semiHidden="1" w:unhideWhenUsed="1"/>
+    <w:lsdException w:name="Table Colorful 3" w:semiHidden="1" w:unhideWhenUsed="1"/>
+    <w:lsdException w:name="Table Columns 1" w:semiHidden="1" w:unhideWhenUsed="1"/>
+    <w:lsdException w:name="Table Columns 2" w:semiHidden="1" w:unhideWhenUsed="1"/>
+    <w:lsdException w:name="Table Columns 3" w:semiHidden="1" w:unhideWhenUsed="1"/>
+    <w:lsdException w:name="Table Columns 4" w:semiHidden="1" w:unhideWhenUsed="1"/>
+    <w:lsdException w:name="Table Columns 5" w:semiHidden="1" w:unhideWhenUsed="1"/>
+    <w:lsdException w:name="Table Grid 1" w:semiHidden="1" w:unhideWhenUsed="1"/>
+    <w:lsdException w:name="Table Grid 2" w:semiHidden="1" w:unhideWhenUsed="1"/>
+    <w:lsdException w:name="Table Grid 3" w:semiHidden="1" w:unhideWhenUsed="1"/>
+    <w:lsdException w:name="Table Grid 4" w:semiHidden="1" w:unhideWhenUsed="1"/>
+    <w:lsdException w:name="Table Grid 5" w:semiHidden="1" w:unhideWhenUsed="1"/>
+    <w:lsdException w:name="Table Grid 6" w:semiHidden="1" w:unhideWhenUsed="1"/>
+    <w:lsdException w:name="Table Grid 7" w:semiHidden="1" w:unhideWhenUsed="1"/>
+    <w:lsdException w:name="Table Grid 8" w:semiHidden="1" w:unhideWhenUsed="1"/>
+    <w:lsdException w:name="Table List 1" w:semiHidden="1" w:unhideWhenUsed="1"/>
+    <w:lsdException w:name="Table List 2" w:semiHidden="1" w:unhideWhenUsed="1"/>
+    <w:lsdException w:name="Table List 3" w:semiHidden="1" w:unhideWhenUsed="1"/>
+    <w:lsdException w:name="Table List 4" w:semiHidden="1" w:unhideWhenUsed="1"/>
+    <w:lsdException w:name="Table List 5" w:semiHidden="1" w:unhideWhenUsed="1"/>
+    <w:lsdException w:name="Table List 6" w:semiHidden="1" w:unhideWhenUsed="1"/>
+    <w:lsdException w:name="Table List 7" w:semiHidden="1" w:unhideWhenUsed="1"/>
+    <w:lsdException w:name="Table List 8" w:semiHidden="1" w:unhideWhenUsed="1"/>
+    <w:lsdException w:name="Table 3D effects 1" w:semiHidden="1" w:unhideWhenUsed="1"/>
+    <w:lsdException w:name="Table 3D effects 2" w:semiHidden="1" w:unhideWhenUsed="1"/>
+    <w:lsdException w:name="Table 3D effects 3" w:semiHidden="1" w:unhideWhenUsed="1"/>
+    <w:lsdException w:name="Table Contemporary" w:semiHidden="1" w:unhideWhenUsed="1"/>
+    <w:lsdException w:name="Table Elegant" w:semiHidden="1" w:unhideWhenUsed="1"/>
+    <w:lsdException w:name="Table Professional" w:semiHidden="1" w:unhideWhenUsed="1"/>
+    <w:lsdException w:name="Table Subtle 1" w:semiHidden="1" w:unhideWhenUsed="1"/>
+    <w:lsdException w:name="Table Subtle 2" w:semiHidden="1" w:unhideWhenUsed="1"/>
+    <w:lsdException w:name="Table Web 1" w:semiHidden="1" w:unhideWhenUsed="1"/>
+    <w:lsdException w:name="Table Web 2" w:semiHidden="1" w:unhideWhenUsed="1"/>
+    <w:lsdException w:name="Table Web 3" w:semiHidden="1" w:unhideWhenUsed="1"/>
+    <w:lsdException w:name="Balloon Text" w:semiHidden="1" w:unhideWhenUsed="1"/>
+    <w:lsdException w:name="Table Grid" w:uiPriority="39"/>
+    <w:lsdException w:name="Table Theme" w:semiHidden="1" w:unhideWhenUsed="1"/>
+    <w:lsdException w:name="Placeholder Text" w:semiHidden="1"/>
+    <w:lsdException w:name="No Spacing" w:uiPriority="1" w:qFormat="1"/>
+    <w:lsdException w:name="Light Shading" w:uiPriority="60"/>
+    <w:lsdException w:name="Light List" w:uiPriority="61"/>
+    <w:lsdException w:name="Light Grid" w:uiPriority="62"/>
+    <w:lsdException w:name="Medium Shading 1" w:uiPriority="63"/>
+    <w:lsdException w:name="Medium Shading 2" w:uiPriority="64"/>
+    <w:lsdException w:name="Medium List 1" w:uiPriority="65"/>
+    <w:lsdException w:name="Medium List 2" w:uiPriority="66"/>
+    <w:lsdException w:name="Medium Grid 1" w:uiPriority="67"/>
+    <w:lsdException w:name="Medium Grid 2" w:uiPriority="68"/>
+    <w:lsdException w:name="Medium Grid 3" w:uiPriority="69"/>
+    <w:lsdException w:name="Dark List" w:uiPriority="70"/>
+    <w:lsdException w:name="Colorful Shading" w:uiPriority="71"/>
+    <w:lsdException w:name="Colorful List" w:uiPriority="72"/>
+    <w:lsdException w:name="Colorful Grid" w:uiPriority="73"/>
+    <w:lsdException w:name="Light Shading Accent 1" w:uiPriority="60"/>
+    <w:lsdException w:name="Light List Accent 1" w:uiPriority="61"/>
+    <w:lsdException w:name="Light Grid Accent 1" w:uiPriority="62"/>
+    <w:lsdException w:name="Medium Shading 1 Accent 1" w:uiPriority="63"/>
+    <w:lsdException w:name="Medium Shading 2 Accent 1" w:uiPriority="64"/>
+    <w:lsdException w:name="Medium List 1 Accent 1" w:uiPriority="65"/>
+    <w:lsdException w:name="Revision" w:semiHidden="1"/>
+    <w:lsdException w:name="List Paragraph" w:uiPriority="34" w:qFormat="1"/>
+    <w:lsdException w:name="Quote" w:uiPriority="29" w:qFormat="1"/>
+    <w:lsdException w:name="Intense Quote" w:uiPriority="30" w:qFormat="1"/>
+    <w:lsdException w:name="Medium List 2 Accent 1" w:uiPriority="66"/>
+    <w:lsdException w:name="Medium Grid 1 Accent 1" w:uiPriority="67"/>
+    <w:lsdException w:name="Medium Grid 2 Accent 1" w:uiPriority="68"/>
+    <w:lsdException w:name="Medium Grid 3 Accent 1" w:uiPriority="69"/>
+    <w:lsdException w:name="Dark List Accent 1" w:uiPriority="70"/>
+    <w:lsdException w:name="Colorful Shading Accent 1" w:uiPriority="71"/>
+    <w:lsdException w:name="Colorful List Accent 1" w:uiPriority="72"/>
+    <w:lsdException w:name="Colorful Grid Accent 1" w:uiPriority="73"/>
+    <w:lsdException w:name="Light Shading Accent 2" w:uiPriority="60"/>
+    <w:lsdException w:name="Light List Accent 2" w:uiPriority="61"/>
+    <w:lsdException w:name="Light Grid Accent 2" w:uiPriority="62"/>
+    <w:lsdException w:name="Medium Shading 1 Accent 2" w:uiPriority="63"/>
+    <w:lsdException w:name="Medium Shading 2 Accent 2" w:uiPriority="64"/>
+    <w:lsdException w:name="Medium List 1 Accent 2" w:uiPriority="65"/>
+    <w:lsdException w:name="Medium List 2 Accent 2" w:uiPriority="66"/>
+    <w:lsdException w:name="Medium Grid 1 Accent 2" w:uiPriority="67"/>
+    <w:lsdException w:name="Medium Grid 2 Accent 2" w:uiPriority="68"/>
+    <w:lsdException w:name="Medium Grid 3 Accent 2" w:uiPriority="69"/>
+    <w:lsdException w:name="Dark List Accent 2" w:uiPriority="70"/>
+    <w:lsdException w:name="Colorful Shading Accent 2" w:uiPriority="71"/>
+    <w:lsdException w:name="Colorful List Accent 2" w:uiPriority="72"/>
+    <w:lsdException w:name="Colorful Grid Accent 2" w:uiPriority="73"/>
+    <w:lsdException w:name="Light Shading Accent 3" w:uiPriority="60"/>
+    <w:lsdException w:name="Light List Accent 3" w:uiPriority="61"/>
+    <w:lsdException w:name="Light Grid Accent 3" w:uiPriority="62"/>
+    <w:lsdException w:name="Medium Shading 1 Accent 3" w:uiPriority="63"/>
+    <w:lsdException w:name="Medium Shading 2 Accent 3" w:uiPriority="64"/>
+    <w:lsdException w:name="Medium List 1 Accent 3" w:uiPriority="65"/>
+    <w:lsdException w:name="Medium List 2 Accent 3" w:uiPriority="66"/>
+    <w:lsdException w:name="Medium Grid 1 Accent 3" w:uiPriority="67"/>
+    <w:lsdException w:name="Medium Grid 2 Accent 3" w:uiPriority="68"/>
+    <w:lsdException w:name="Medium Grid 3 Accent 3" w:uiPriority="69"/>
+    <w:lsdException w:name="Dark List Accent 3" w:uiPriority="70"/>
+    <w:lsdException w:name="Colorful Shading Accent 3" w:uiPriority="71"/>
+    <w:lsdException w:name="Colorful List Accent 3" w:uiPriority="72"/>
+    <w:lsdException w:name="Colorful Grid Accent 3" w:uiPriority="73"/>
+    <w:lsdException w:name="Light Shading Accent 4" w:uiPriority="60"/>
+    <w:lsdException w:name="Light List Accent 4" w:uiPriority="61"/>
+    <w:lsdException w:name="Light Grid Accent 4" w:uiPriority="62"/>
+    <w:lsdException w:name="Medium Shading 1 Accent 4" w:uiPriority="63"/>
+    <w:lsdException w:name="Medium Shading 2 Accent 4" w:uiPriority="64"/>
+    <w:lsdException w:name="Medium List 1 Accent 4" w:uiPriority="65"/>
+    <w:lsdException w:name="Medium List 2 Accent 4" w:uiPriority="66"/>
+    <w:lsdException w:name="Medium Grid 1 Accent 4" w:uiPriority="67"/>
+    <w:lsdException w:name="Medium Grid 2 Accent 4" w:uiPriority="68"/>
+    <w:lsdException w:name="Medium Grid 3 Accent 4" w:uiPriority="69"/>
+    <w:lsdException w:name="Dark List Accent 4" w:uiPriority="70"/>
+    <w:lsdException w:name="Colorful Shading Accent 4" w:uiPriority="71"/>
+    <w:lsdException w:name="Colorful List Accent 4" w:uiPriority="72"/>
+    <w:lsdException w:name="Colorful Grid Accent 4" w:uiPriority="73"/>
+    <w:lsdException w:name="Light Shading Accent 5" w:uiPriority="60"/>
+    <w:lsdException w:name="Light List Accent 5" w:uiPriority="61"/>
+    <w:lsdException w:name="Light Grid Accent 5" w:uiPriority="62"/>
+    <w:lsdException w:name="Medium Shading 1 Accent 5" w:uiPriority="63"/>
+    <w:lsdException w:name="Medium Shading 2 Accent 5" w:uiPriority="64"/>
+    <w:lsdException w:name="Medium List 1 Accent 5" w:uiPriority="65"/>
+    <w:lsdException w:name="Medium List 2 Accent 5" w:uiPriority="66"/>
+    <w:lsdException w:name="Medium Grid 1 Accent 5" w:uiPriority="67"/>
+    <w:lsdException w:name="Medium Grid 2 Accent 5" w:uiPriority="68"/>
+    <w:lsdException w:name="Medium Grid 3 Accent 5" w:uiPriority="69"/>
+    <w:lsdException w:name="Dark List Accent 5" w:uiPriority="70"/>
+    <w:lsdException w:name="Colorful Shading Accent 5" w:uiPriority="71"/>
+    <w:lsdException w:name="Colorful List Accent 5" w:uiPriority="72"/>
+    <w:lsdException w:name="Colorful Grid Accent 5" w:uiPriority="73"/>
+    <w:lsdException w:name="Light Shading Accent 6" w:uiPriority="60"/>
+    <w:lsdException w:name="Light List Accent 6" w:uiPriority="61"/>
+    <w:lsdException w:name="Light Grid Accent 6" w:uiPriority="62"/>
+    <w:lsdException w:name="Medium Shading 1 Accent 6" w:uiPriority="63"/>
+    <w:lsdException w:name="Medium Shading 2 Accent 6" w:uiPriority="64"/>
+    <w:lsdException w:name="Medium List 1 Accent 6" w:uiPriority="65"/>
+    <w:lsdException w:name="Medium List 2 Accent 6" w:uiPriority="66"/>
+    <w:lsdException w:name="Medium Grid 1 Accent 6" w:uiPriority="67"/>
+    <w:lsdException w:name="Medium Grid 2 Accent 6" w:uiPriority="68"/>
+    <w:lsdException w:name="Medium Grid 3 Accent 6" w:uiPriority="69"/>
+    <w:lsdException w:name="Dark List Accent 6" w:uiPriority="70"/>
+    <w:lsdException w:name="Colorful Shading Accent 6" w:uiPriority="71"/>
+    <w:lsdException w:name="Colorful List Accent 6" w:uiPriority="72"/>
+    <w:lsdException w:name="Colorful Grid Accent 6" w:uiPriority="73"/>
+    <w:lsdException w:name="Subtle Emphasis" w:uiPriority="19" w:qFormat="1"/>
+    <w:lsdException w:name="Intense Emphasis" w:uiPriority="21" w:qFormat="1"/>
+    <w:lsdException w:name="Subtle Reference" w:uiPriority="31" w:qFormat="1"/>
+    <w:lsdException w:name="Intense Reference" w:uiPriority="32" w:qFormat="1"/>
+    <w:lsdException w:name="Book Title" w:uiPriority="33" w:qFormat="1"/>
+    <w:lsdException w:name="Bibliography" w:semiHidden="1" w:uiPriority="37" w:unhideWhenUsed="1"/>
+    <w:lsdException w:name="TOC Heading" w:semiHidden="1" w:uiPriority="39" w:unhideWhenUsed="1" w:qFormat="1"/>
+    <w:lsdException w:name="Plain Table 1" w:uiPriority="41"/>
+    <w:lsdException w:name="Plain Table 2" w:uiPriority="42"/>
+    <w:lsdException w:name="Plain Table 3" w:uiPriority="43"/>
+    <w:lsdException w:name="Plain Table 4" w:uiPriority="44"/>
+    <w:lsdException w:name="Plain Table 5" w:uiPriority="45"/>
+    <w:lsdException w:name="Grid Table Light" w:uiPriority="40"/>
+    <w:lsdException w:name="Grid Table 1 Light" w:uiPriority="46"/>
+    <w:lsdException w:name="Grid Table 2" w:uiPriority="47"/>
+    <w:lsdException w:name="Grid Table 3" w:uiPriority="48"/>
+    <w:lsdException w:name="Grid Table 4" w:uiPriority="49"/>
+    <w:lsdException w:name="Grid Table 5 Dark" w:uiPriority="50"/>
+    <w:lsdException w:name="Grid Table 6 Colorful" w:uiPriority="51"/>
+    <w:lsdException w:name="Grid Table 7 Colorful" w:uiPriority="52"/>
+    <w:lsdException w:name="Grid Table 1 Light Accent 1" w:uiPriority="46"/>
+    <w:lsdException w:name="Grid Table 2 Accent 1" w:uiPriority="47"/>
+    <w:lsdException w:name="Grid Table 3 Accent 1" w:uiPriority="48"/>
+    <w:lsdException w:name="Grid Table 4 Accent 1" w:uiPriority="49"/>
+    <w:lsdException w:name="Grid Table 5 Dark Accent 1" w:uiPriority="50"/>
+    <w:lsdException w:name="Grid Table 6 Colorful Accent 1" w:uiPriority="51"/>
+    <w:lsdException w:name="Grid Table 7 Colorful Accent 1" w:uiPriority="52"/>
+    <w:lsdException w:name="Grid Table 1 Light Accent 2" w:uiPriority="46"/>
+    <w:lsdException w:name="Grid Table 2 Accent 2" w:uiPriority="47"/>
+    <w:lsdException w:name="Grid Table 3 Accent 2" w:uiPriority="48"/>
+    <w:lsdException w:name="Grid Table 4 Accent 2" w:uiPriority="49"/>
+    <w:lsdException w:name="Grid Table 5 Dark Accent 2" w:uiPriority="50"/>
+    <w:lsdException w:name="Grid Table 6 Colorful Accent 2" w:uiPriority="51"/>
+    <w:lsdException w:name="Grid Table 7 Colorful Accent 2" w:uiPriority="52"/>
+    <w:lsdException w:name="Grid Table 1 Light Accent 3" w:uiPriority="46"/>
+    <w:lsdException w:name="Grid Table 2 Accent 3" w:uiPriority="47"/>
+    <w:lsdException w:name="Grid Table 3 Accent 3" w:uiPriority="48"/>
+    <w:lsdException w:name="Grid Table 4 Accent 3" w:uiPriority="49"/>
+    <w:lsdException w:name="Grid Table 5 Dark Accent 3" w:uiPriority="50"/>
+    <w:lsdException w:name="Grid Table 6 Colorful Accent 3" w:uiPriority="51"/>
+    <w:lsdException w:name="Grid Table 7 Colorful Accent 3" w:uiPriority="52"/>
+    <w:lsdException w:name="Grid Table 1 Light Accent 4" w:uiPriority="46"/>
+    <w:lsdException w:name="Grid Table 2 Accent 4" w:uiPriority="47"/>
+    <w:lsdException w:name="Grid Table 3 Accent 4" w:uiPriority="48"/>
+    <w:lsdException w:name="Grid Table 4 Accent 4" w:uiPriority="49"/>
+    <w:lsdException w:name="Grid Table 5 Dark Accent 4" w:uiPriority="50"/>
+    <w:lsdException w:name="Grid Table 6 Colorful Accent 4" w:uiPriority="51"/>
+    <w:lsdException w:name="Grid Table 7 Colorful Accent 4" w:uiPriority="52"/>
+    <w:lsdException w:name="Grid Table 1 Light Accent 5" w:uiPriority="46"/>
+    <w:lsdException w:name="Grid Table 2 Accent 5" w:uiPriority="47"/>
+    <w:lsdException w:name="Grid Table 3 Accent 5" w:uiPriority="48"/>
+    <w:lsdException w:name="Grid Table 4 Accent 5" w:uiPriority="49"/>
+    <w:lsdException w:name="Grid Table 5 Dark Accent 5" w:uiPriority="50"/>
+    <w:lsdException w:name="Grid Table 6 Colorful Accent 5" w:uiPriority="51"/>
+    <w:lsdException w:name="Grid Table 7 Colorful Accent 5" w:uiPriority="52"/>
+    <w:lsdException w:name="Grid Table 1 Light Accent 6" w:uiPriority="46"/>
+    <w:lsdException w:name="Grid Table 2 Accent 6" w:uiPriority="47"/>
+    <w:lsdException w:name="Grid Table 3 Accent 6" w:uiPriority="48"/>
+    <w:lsdException w:name="Grid Table 4 Accent 6" w:uiPriority="49"/>
+    <w:lsdException w:name="Grid Table 5 Dark Accent 6" w:uiPriority="50"/>
+    <w:lsdException w:name="Grid Table 6 Colorful Accent 6" w:uiPriority="51"/>
+    <w:lsdException w:name="Grid Table 7 Colorful Accent 6" w:uiPriority="52"/>
+    <w:lsdException w:name="List Table 1 Light" w:uiPriority="46"/>
+    <w:lsdException w:name="List Table 2" w:uiPriority="47"/>
+    <w:lsdException w:name="List Table 3" w:uiPriority="48"/>
+    <w:lsdException w:name="List Table 4" w:uiPriority="49"/>
+    <w:lsdException w:name="List Table 5 Dark" w:uiPriority="50"/>
+    <w:lsdException w:name="List Table 6 Colorful" w:uiPriority="51"/>
+    <w:lsdException w:name="List Table 7 Colorful" w:uiPriority="52"/>
+    <w:lsdException w:name="List Table 1 Light Accent 1" w:uiPriority="46"/>
+    <w:lsdException w:name="List Table 2 Accent 1" w:uiPriority="47"/>
+    <w:lsdException w:name="List Table 3 Accent 1" w:uiPriority="48"/>
+    <w:lsdException w:name="List Table 4 Accent 1" w:uiPriority="49"/>
+    <w:lsdException w:name="List Table 5 Dark Accent 1" w:uiPriority="50"/>
+    <w:lsdException w:name="List Table 6 Colorful Accent 1" w:uiPriority="51"/>
+    <w:lsdException w:name="List Table 7 Colorful Accent 1" w:uiPriority="52"/>
+    <w:lsdException w:name="List Table 1 Light Accent 2" w:uiPriority="46"/>
+    <w:lsdException w:name="List Table 2 Accent 2" w:uiPriority="47"/>
+    <w:lsdException w:name="List Table 3 Accent 2" w:uiPriority="48"/>
+    <w:lsdException w:name="List Table 4 Accent 2" w:uiPriority="49"/>
+    <w:lsdException w:name="List Table 5 Dark Accent 2" w:uiPriority="50"/>
+    <w:lsdException w:name="List Table 6 Colorful Accent 2" w:uiPriority="51"/>
+    <w:lsdException w:name="List Table 7 Colorful Accent 2" w:uiPriority="52"/>
+    <w:lsdException w:name="List Table 1 Light Accent 3" w:uiPriority="46"/>
+    <w:lsdException w:name="List Table 2 Accent 3" w:uiPriority="47"/>
+    <w:lsdException w:name="List Table 3 Accent 3" w:uiPriority="48"/>
+    <w:lsdException w:name="List Table 4 Accent 3" w:uiPriority="49"/>
+    <w:lsdException w:name="List Table 5 Dark Accent 3" w:uiPriority="50"/>
+    <w:lsdException w:name="List Table 6 Colorful Accent 3" w:uiPriority="51"/>
+    <w:lsdException w:name="List Table 7 Colorful Accent 3" w:uiPriority="52"/>
+    <w:lsdException w:name="List Table 1 Light Accent 4" w:uiPriority="46"/>
+    <w:lsdException w:name="List Table 2 Accent 4" w:uiPriority="47"/>
+    <w:lsdException w:name="List Table 3 Accent 4" w:uiPriority="48"/>
+    <w:lsdException w:name="List Table 4 Accent 4" w:uiPriority="49"/>
+    <w:lsdException w:name="List Table 5 Dark Accent 4" w:uiPriority="50"/>
+    <w:lsdException w:name="List Table 6 Colorful Accent 4" w:uiPriority="51"/>
+    <w:lsdException w:name="List Table 7 Colorful Accent 4" w:uiPriority="52"/>
+    <w:lsdException w:name="List Table 1 Light Accent 5" w:uiPriority="46"/>
+    <w:lsdException w:name="List Table 2 Accent 5" w:uiPriority="47"/>
+    <w:lsdException w:name="List Table 3 Accent 5" w:uiPriority="48"/>
+    <w:lsdException w:name="List Table 4 Accent 5" w:uiPriority="49"/>
+    <w:lsdException w:name="List Table 5 Dark Accent 5" w:uiPriority="50"/>
+    <w:lsdException w:name="List Table 6 Colorful Accent 5" w:uiPriority="51"/>
+    <w:lsdException w:name="List Table 7 Colorful Accent 5" w:uiPriority="52"/>
+    <w:lsdException w:name="List Table 1 Light Accent 6" w:uiPriority="46"/>
+    <w:lsdException w:name="List Table 2 Accent 6" w:uiPriority="47"/>
+    <w:lsdException w:name="List Table 3 Accent 6" w:uiPriority="48"/>
+    <w:lsdException w:name="List Table 4 Accent 6" w:uiPriority="49"/>
+    <w:lsdException w:name="List Table 5 Dark Accent 6" w:uiPriority="50"/>
+    <w:lsdException w:name="List Table 6 Colorful Accent 6" w:uiPriority="51"/>
+    <w:lsdException w:name="List Table 7 Colorful Accent 6" w:uiPriority="52"/>
+    <w:lsdException w:name="Mention" w:semiHidden="1" w:unhideWhenUsed="1"/>
+    <w:lsdException w:name="Smart Hyperlink" w:semiHidden="1" w:unhideWhenUsed="1"/>
+    <w:lsdException w:name="Hashtag" w:semiHidden="1" w:unhideWhenUsed="1"/>
+    <w:lsdException w:name="Unresolved Mention" w:semiHidden="1" w:unhideWhenUsed="1"/>
+    <w:lsdException w:name="Smart Link" w:semiHidden="1" w:unhideWhenUsed="1"/>
+  </w:latentStyles>
   <w:style w:type="paragraph" w:default="1" w:styleId="Normal">
     <w:name w:val="Normal"/>
-  </w:style>
-  <w:style w:type="paragraph" w:styleId="Title">
-    <w:name w:val="Title"/>
-    <w:pPr>
-      <w:spacing w:after="60"/>
-    </w:pPr>
-    <w:rPr>
-      <w:color w:val="17365D"/>
-      <w:sz w:val="40"/>
-      <w:szCs w:val="40"/>
-      <w:b/>
-    </w:rPr>
-  </w:style>
-  <w:style w:type="paragraph" w:styleId="Subtitle">
-    <w:name w:val="Subtitle"/>
-    <w:pPr>
-      <w:spacing w:after="360"/>
-    </w:pPr>
-    <w:rPr>
-      <w:color w:val="5B9BD5"/>
-      <w:sz w:val="18"/>
-      <w:szCs w:val="18"/>
-      <w:b/>
-    </w:rPr>
+    <w:qFormat/>
   </w:style>
   <w:style w:type="paragraph" w:styleId="Heading1">
     <w:name w:val="heading 1"/>
     <w:basedOn w:val="Normal"/>
     <w:next w:val="Normal"/>
+    <w:uiPriority w:val="9"/>
+    <w:qFormat/>
+    <w:pPr>
+      <w:outlineLvl w:val="0"/>
+    </w:pPr>
     <w:rPr>
+      <w:b/>
       <w:color w:val="17365D"/>
       <w:sz w:val="28"/>
       <w:szCs w:val="28"/>
-      <w:b/>
     </w:rPr>
   </w:style>
   <w:style w:type="paragraph" w:styleId="Heading2">
     <w:name w:val="heading 2"/>
     <w:basedOn w:val="Normal"/>
     <w:next w:val="Normal"/>
+    <w:uiPriority w:val="9"/>
+    <w:unhideWhenUsed/>
+    <w:qFormat/>
+    <w:pPr>
+      <w:outlineLvl w:val="1"/>
+    </w:pPr>
     <w:rPr>
+      <w:b/>
       <w:color w:val="2F75B5"/>
-      <w:sz w:val="22"/>
       <w:szCs w:val="22"/>
-      <w:b/>
     </w:rPr>
   </w:style>
-  <w:style w:type="paragraph" w:styleId="Code">
+  <w:style w:type="character" w:default="1" w:styleId="DefaultParagraphFont">
+    <w:name w:val="Default Paragraph Font"/>
+    <w:uiPriority w:val="1"/>
+    <w:semiHidden/>
+    <w:unhideWhenUsed/>
+  </w:style>
+  <w:style w:type="table" w:default="1" w:styleId="TableNormal">
+    <w:name w:val="Normal Table"/>
+    <w:uiPriority w:val="99"/>
+    <w:semiHidden/>
+    <w:unhideWhenUsed/>
+    <w:tblPr>
+      <w:tblInd w:w="0" w:type="dxa"/>
+      <w:tblCellMar>
+        <w:top w:w="0" w:type="dxa"/>
+        <w:left w:w="108" w:type="dxa"/>
+        <w:bottom w:w="0" w:type="dxa"/>
+        <w:right w:w="108" w:type="dxa"/>
+      </w:tblCellMar>
+    </w:tblPr>
+  </w:style>
+  <w:style w:type="numbering" w:default="1" w:styleId="NoList">
+    <w:name w:val="No List"/>
+    <w:uiPriority w:val="99"/>
+    <w:semiHidden/>
+    <w:unhideWhenUsed/>
+  </w:style>
+  <w:style w:type="paragraph" w:styleId="Title">
+    <w:name w:val="Title"/>
+    <w:uiPriority w:val="10"/>
+    <w:qFormat/>
+    <w:pPr>
+      <w:spacing w:after="60"/>
+    </w:pPr>
+    <w:rPr>
+      <w:b/>
+      <w:color w:val="17365D"/>
+      <w:sz w:val="40"/>
+      <w:szCs w:val="40"/>
+    </w:rPr>
+  </w:style>
+  <w:style w:type="paragraph" w:styleId="Subtitle">
+    <w:name w:val="Subtitle"/>
+    <w:uiPriority w:val="11"/>
+    <w:qFormat/>
+    <w:pPr>
+      <w:spacing w:after="360"/>
+    </w:pPr>
+    <w:rPr>
+      <w:b/>
+      <w:color w:val="5B9BD5"/>
+      <w:sz w:val="18"/>
+      <w:szCs w:val="18"/>
+    </w:rPr>
+  </w:style>
+  <w:style w:type="paragraph" w:customStyle="1" w:styleId="Code">
     <w:name w:val="Code"/>
     <w:pPr>
-      <w:shd w:val="clear" w:fill="F3F5F7"/>
-      <w:spacing w:before="80" w:after="120"/>
+      <w:shd w:val="clear" w:color="auto" w:fill="F3F5F7"/>
+      <w:spacing w:before="80"/>
     </w:pPr>
     <w:rPr>
       <w:rFonts w:ascii="Consolas" w:hAnsi="Consolas"/>
@@ -623,4 +1820,299 @@
     </w:rPr>
   </w:style>
 </w:styles>
+</file>
+
+<file path=word/theme/theme1.xml><?xml version="1.0" encoding="utf-8"?>
+<a:theme xmlns:a="http://schemas.openxmlformats.org/drawingml/2006/main" name="Office Theme">
+  <a:themeElements>
+    <a:clrScheme name="Office">
+      <a:dk1>
+        <a:sysClr val="windowText" lastClr="000000"/>
+      </a:dk1>
+      <a:lt1>
+        <a:sysClr val="window" lastClr="FFFFFF"/>
+      </a:lt1>
+      <a:dk2>
+        <a:srgbClr val="44546A"/>
+      </a:dk2>
+      <a:lt2>
+        <a:srgbClr val="E7E6E6"/>
+      </a:lt2>
+      <a:accent1>
+        <a:srgbClr val="4472C4"/>
+      </a:accent1>
+      <a:accent2>
+        <a:srgbClr val="ED7D31"/>
+      </a:accent2>
+      <a:accent3>
+        <a:srgbClr val="A5A5A5"/>
+      </a:accent3>
+      <a:accent4>
+        <a:srgbClr val="FFC000"/>
+      </a:accent4>
+      <a:accent5>
+        <a:srgbClr val="5B9BD5"/>
+      </a:accent5>
+      <a:accent6>
+        <a:srgbClr val="70AD47"/>
+      </a:accent6>
+      <a:hlink>
+        <a:srgbClr val="0563C1"/>
+      </a:hlink>
+      <a:folHlink>
+        <a:srgbClr val="954F72"/>
+      </a:folHlink>
+    </a:clrScheme>
+    <a:fontScheme name="Office">
+      <a:majorFont>
+        <a:latin typeface="Calibri Light" panose="020F0302020204030204"/>
+        <a:ea typeface=""/>
+        <a:cs typeface=""/>
+        <a:font script="Jpan" typeface="游ゴシック Light"/>
+        <a:font script="Hang" typeface="맑은 고딕"/>
+        <a:font script="Hans" typeface="等线 Light"/>
+        <a:font script="Hant" typeface="新細明體"/>
+        <a:font script="Arab" typeface="Times New Roman"/>
+        <a:font script="Hebr" typeface="Times New Roman"/>
+        <a:font script="Thai" typeface="Angsana New"/>
+        <a:font script="Ethi" typeface="Nyala"/>
+        <a:font script="Beng" typeface="Vrinda"/>
+        <a:font script="Gujr" typeface="Shruti"/>
+        <a:font script="Khmr" typeface="MoolBoran"/>
+        <a:font script="Knda" typeface="Tunga"/>
+        <a:font script="Guru" typeface="Raavi"/>
+        <a:font script="Cans" typeface="Euphemia"/>
+        <a:font script="Cher" typeface="Plantagenet Cherokee"/>
+        <a:font script="Yiii" typeface="Microsoft Yi Baiti"/>
+        <a:font script="Tibt" typeface="Microsoft Himalaya"/>
+        <a:font script="Thaa" typeface="MV Boli"/>
+        <a:font script="Deva" typeface="Mangal"/>
+        <a:font script="Telu" typeface="Gautami"/>
+        <a:font script="Taml" typeface="Latha"/>
+        <a:font script="Syrc" typeface="Estrangelo Edessa"/>
+        <a:font script="Orya" typeface="Kalinga"/>
+        <a:font script="Mlym" typeface="Kartika"/>
+        <a:font script="Laoo" typeface="DokChampa"/>
+        <a:font script="Sinh" typeface="Iskoola Pota"/>
+        <a:font script="Mong" typeface="Mongolian Baiti"/>
+        <a:font script="Viet" typeface="Times New Roman"/>
+        <a:font script="Uigh" typeface="Microsoft Uighur"/>
+        <a:font script="Geor" typeface="Sylfaen"/>
+        <a:font script="Armn" typeface="Arial"/>
+        <a:font script="Bugi" typeface="Leelawadee UI"/>
+        <a:font script="Bopo" typeface="Microsoft JhengHei"/>
+        <a:font script="Java" typeface="Javanese Text"/>
+        <a:font script="Lisu" typeface="Segoe UI"/>
+        <a:font script="Mymr" typeface="Myanmar Text"/>
+        <a:font script="Nkoo" typeface="Ebrima"/>
+        <a:font script="Olck" typeface="Nirmala UI"/>
+        <a:font script="Osma" typeface="Ebrima"/>
+        <a:font script="Phag" typeface="Phagspa"/>
+        <a:font script="Syrn" typeface="Estrangelo Edessa"/>
+        <a:font script="Syrj" typeface="Estrangelo Edessa"/>
+        <a:font script="Syre" typeface="Estrangelo Edessa"/>
+        <a:font script="Sora" typeface="Nirmala UI"/>
+        <a:font script="Tale" typeface="Microsoft Tai Le"/>
+        <a:font script="Talu" typeface="Microsoft New Tai Lue"/>
+        <a:font script="Tfng" typeface="Ebrima"/>
+      </a:majorFont>
+      <a:minorFont>
+        <a:latin typeface="Calibri" panose="020F0502020204030204"/>
+        <a:ea typeface=""/>
+        <a:cs typeface=""/>
+        <a:font script="Jpan" typeface="游明朝"/>
+        <a:font script="Hang" typeface="맑은 고딕"/>
+        <a:font script="Hans" typeface="等线"/>
+        <a:font script="Hant" typeface="新細明體"/>
+        <a:font script="Arab" typeface="Arial"/>
+        <a:font script="Hebr" typeface="Arial"/>
+        <a:font script="Thai" typeface="Cordia New"/>
+        <a:font script="Ethi" typeface="Nyala"/>
+        <a:font script="Beng" typeface="Vrinda"/>
+        <a:font script="Gujr" typeface="Shruti"/>
+        <a:font script="Khmr" typeface="DaunPenh"/>
+        <a:font script="Knda" typeface="Tunga"/>
+        <a:font script="Guru" typeface="Raavi"/>
+        <a:font script="Cans" typeface="Euphemia"/>
+        <a:font script="Cher" typeface="Plantagenet Cherokee"/>
+        <a:font script="Yiii" typeface="Microsoft Yi Baiti"/>
+        <a:font script="Tibt" typeface="Microsoft Himalaya"/>
+        <a:font script="Thaa" typeface="MV Boli"/>
+        <a:font script="Deva" typeface="Mangal"/>
+        <a:font script="Telu" typeface="Gautami"/>
+        <a:font script="Taml" typeface="Latha"/>
+        <a:font script="Syrc" typeface="Estrangelo Edessa"/>
+        <a:font script="Orya" typeface="Kalinga"/>
+        <a:font script="Mlym" typeface="Kartika"/>
+        <a:font script="Laoo" typeface="DokChampa"/>
+        <a:font script="Sinh" typeface="Iskoola Pota"/>
+        <a:font script="Mong" typeface="Mongolian Baiti"/>
+        <a:font script="Viet" typeface="Arial"/>
+        <a:font script="Uigh" typeface="Microsoft Uighur"/>
+        <a:font script="Geor" typeface="Sylfaen"/>
+        <a:font script="Armn" typeface="Arial"/>
+        <a:font script="Bugi" typeface="Leelawadee UI"/>
+        <a:font script="Bopo" typeface="Microsoft JhengHei"/>
+        <a:font script="Java" typeface="Javanese Text"/>
+        <a:font script="Lisu" typeface="Segoe UI"/>
+        <a:font script="Mymr" typeface="Myanmar Text"/>
+        <a:font script="Nkoo" typeface="Ebrima"/>
+        <a:font script="Olck" typeface="Nirmala UI"/>
+        <a:font script="Osma" typeface="Ebrima"/>
+        <a:font script="Phag" typeface="Phagspa"/>
+        <a:font script="Syrn" typeface="Estrangelo Edessa"/>
+        <a:font script="Syrj" typeface="Estrangelo Edessa"/>
+        <a:font script="Syre" typeface="Estrangelo Edessa"/>
+        <a:font script="Sora" typeface="Nirmala UI"/>
+        <a:font script="Tale" typeface="Microsoft Tai Le"/>
+        <a:font script="Talu" typeface="Microsoft New Tai Lue"/>
+        <a:font script="Tfng" typeface="Ebrima"/>
+      </a:minorFont>
+    </a:fontScheme>
+    <a:fmtScheme name="Office">
+      <a:fillStyleLst>
+        <a:solidFill>
+          <a:schemeClr val="phClr"/>
+        </a:solidFill>
+        <a:gradFill rotWithShape="1">
+          <a:gsLst>
+            <a:gs pos="0">
+              <a:schemeClr val="phClr">
+                <a:lumMod val="110000"/>
+                <a:satMod val="105000"/>
+                <a:tint val="67000"/>
+              </a:schemeClr>
+            </a:gs>
+            <a:gs pos="50000">
+              <a:schemeClr val="phClr">
+                <a:lumMod val="105000"/>
+                <a:satMod val="103000"/>
+                <a:tint val="73000"/>
+              </a:schemeClr>
+            </a:gs>
+            <a:gs pos="100000">
+              <a:schemeClr val="phClr">
+                <a:lumMod val="105000"/>
+                <a:satMod val="109000"/>
+                <a:tint val="81000"/>
+              </a:schemeClr>
+            </a:gs>
+          </a:gsLst>
+          <a:lin ang="5400000" scaled="0"/>
+        </a:gradFill>
+        <a:gradFill rotWithShape="1">
+          <a:gsLst>
+            <a:gs pos="0">
+              <a:schemeClr val="phClr">
+                <a:satMod val="103000"/>
+                <a:lumMod val="102000"/>
+                <a:tint val="94000"/>
+              </a:schemeClr>
+            </a:gs>
+            <a:gs pos="50000">
+              <a:schemeClr val="phClr">
+                <a:satMod val="110000"/>
+                <a:lumMod val="100000"/>
+                <a:shade val="100000"/>
+              </a:schemeClr>
+            </a:gs>
+            <a:gs pos="100000">
+              <a:schemeClr val="phClr">
+                <a:lumMod val="99000"/>
+                <a:satMod val="120000"/>
+                <a:shade val="78000"/>
+              </a:schemeClr>
+            </a:gs>
+          </a:gsLst>
+          <a:lin ang="5400000" scaled="0"/>
+        </a:gradFill>
+      </a:fillStyleLst>
+      <a:lnStyleLst>
+        <a:ln w="6350" cap="flat" cmpd="sng" algn="ctr">
+          <a:solidFill>
+            <a:schemeClr val="phClr"/>
+          </a:solidFill>
+          <a:prstDash val="solid"/>
+          <a:miter lim="800000"/>
+        </a:ln>
+        <a:ln w="12700" cap="flat" cmpd="sng" algn="ctr">
+          <a:solidFill>
+            <a:schemeClr val="phClr"/>
+          </a:solidFill>
+          <a:prstDash val="solid"/>
+          <a:miter lim="800000"/>
+        </a:ln>
+        <a:ln w="19050" cap="flat" cmpd="sng" algn="ctr">
+          <a:solidFill>
+            <a:schemeClr val="phClr"/>
+          </a:solidFill>
+          <a:prstDash val="solid"/>
+          <a:miter lim="800000"/>
+        </a:ln>
+      </a:lnStyleLst>
+      <a:effectStyleLst>
+        <a:effectStyle>
+          <a:effectLst/>
+        </a:effectStyle>
+        <a:effectStyle>
+          <a:effectLst/>
+        </a:effectStyle>
+        <a:effectStyle>
+          <a:effectLst>
+            <a:outerShdw blurRad="57150" dist="19050" dir="5400000" algn="ctr" rotWithShape="0">
+              <a:srgbClr val="000000">
+                <a:alpha val="63000"/>
+              </a:srgbClr>
+            </a:outerShdw>
+          </a:effectLst>
+        </a:effectStyle>
+      </a:effectStyleLst>
+      <a:bgFillStyleLst>
+        <a:solidFill>
+          <a:schemeClr val="phClr"/>
+        </a:solidFill>
+        <a:solidFill>
+          <a:schemeClr val="phClr">
+            <a:tint val="95000"/>
+            <a:satMod val="170000"/>
+          </a:schemeClr>
+        </a:solidFill>
+        <a:gradFill rotWithShape="1">
+          <a:gsLst>
+            <a:gs pos="0">
+              <a:schemeClr val="phClr">
+                <a:tint val="93000"/>
+                <a:satMod val="150000"/>
+                <a:shade val="98000"/>
+                <a:lumMod val="102000"/>
+              </a:schemeClr>
+            </a:gs>
+            <a:gs pos="50000">
+              <a:schemeClr val="phClr">
+                <a:tint val="98000"/>
+                <a:satMod val="130000"/>
+                <a:shade val="90000"/>
+                <a:lumMod val="103000"/>
+              </a:schemeClr>
+            </a:gs>
+            <a:gs pos="100000">
+              <a:schemeClr val="phClr">
+                <a:shade val="63000"/>
+                <a:satMod val="120000"/>
+              </a:schemeClr>
+            </a:gs>
+          </a:gsLst>
+          <a:lin ang="5400000" scaled="0"/>
+        </a:gradFill>
+      </a:bgFillStyleLst>
+    </a:fmtScheme>
+  </a:themeElements>
+  <a:objectDefaults/>
+  <a:extraClrSchemeLst/>
+  <a:extLst>
+    <a:ext uri="{05A4C25C-085E-4340-85A3-A5531E510DB2}">
+      <thm15:themeFamily xmlns:thm15="http://schemas.microsoft.com/office/thememl/2012/main" name="Office Theme" id="{62F939B6-93AF-4DB8-9C6B-D6C7DFDC589F}" vid="{4A3C46E8-61CC-4603-A589-7422A47A8E4A}"/>
+    </a:ext>
+  </a:extLst>
+</a:theme>
 </file>